--- a/data/outputs/v2/General_Science/SS2.5_Rates_of_Reactions/General_Science_Rates_of_Reactions_FinalExplanation.docx
+++ b/data/outputs/v2/General_Science/SS2.5_Rates_of_Reactions/General_Science_Rates_of_Reactions_FinalExplanation.docx
@@ -38,6 +38,177 @@
           <w:szCs w:val="22"/>
         </w:rPr>
         <w:t xml:space="preserve">Student Assessment Document</w:t>
+      </w:r>
+    </w:p>
+    <w:p>
+      <w:pPr>
+        <w:spacing w:after="80" w:before="120"/>
+      </w:pPr>
+      <w:r>
+        <w:rPr>
+          <w:rFonts w:ascii="Arial" w:cs="Arial" w:eastAsia="Arial" w:hAnsi="Arial"/>
+          <w:b/>
+          <w:bCs/>
+          <w:color w:val="1F3864"/>
+          <w:sz w:val="20"/>
+          <w:szCs w:val="20"/>
+        </w:rPr>
+        <w:t xml:space="preserve">ATTRIBUTION AND LICENSING</w:t>
+      </w:r>
+    </w:p>
+    <w:p>
+      <w:pPr>
+        <w:spacing w:after="60" w:before="0"/>
+      </w:pPr>
+      <w:r>
+        <w:rPr>
+          <w:rFonts w:ascii="Arial" w:cs="Arial" w:eastAsia="Arial" w:hAnsi="Arial"/>
+          <w:b/>
+          <w:bCs/>
+          <w:sz w:val="17"/>
+          <w:szCs w:val="17"/>
+        </w:rPr>
+        <w:t xml:space="preserve">Curriculum Alignment: </w:t>
+      </w:r>
+      <w:r>
+        <w:rPr>
+          <w:rFonts w:ascii="Arial" w:cs="Arial" w:eastAsia="Arial" w:hAnsi="Arial"/>
+          <w:sz w:val="17"/>
+          <w:szCs w:val="17"/>
+        </w:rPr>
+        <w:t xml:space="preserve">Structured in pedagogical alignment with the competence-based curriculum format and learning outcomes established by the Kenya Institute of Curriculum Development (KICD). This material is independently developed and is not officially endorsed or published by KICD.</w:t>
+      </w:r>
+    </w:p>
+    <w:p>
+      <w:pPr>
+        <w:spacing w:after="60" w:before="0"/>
+      </w:pPr>
+      <w:r>
+        <w:rPr>
+          <w:rFonts w:ascii="Arial" w:cs="Arial" w:eastAsia="Arial" w:hAnsi="Arial"/>
+          <w:b/>
+          <w:bCs/>
+          <w:sz w:val="17"/>
+          <w:szCs w:val="17"/>
+        </w:rPr>
+        <w:t xml:space="preserve">Content &amp; Pedagogy: </w:t>
+      </w:r>
+      <w:r>
+        <w:rPr>
+          <w:rFonts w:ascii="Arial" w:cs="Arial" w:eastAsia="Arial" w:hAnsi="Arial"/>
+          <w:sz w:val="17"/>
+          <w:szCs w:val="17"/>
+        </w:rPr>
+        <w:t xml:space="preserve">Developed and adapted by the educator team at SeaVuria (registered 501(c)(3) in the United States and registered NGO in Kenya, No. 872-850A-BF11), who designed the pedagogical framework, lesson templates and exemplar lessons on which this material is based.</w:t>
+      </w:r>
+    </w:p>
+    <w:p>
+      <w:pPr>
+        <w:spacing w:after="60" w:before="0"/>
+      </w:pPr>
+      <w:r>
+        <w:rPr>
+          <w:rFonts w:ascii="Arial" w:cs="Arial" w:eastAsia="Arial" w:hAnsi="Arial"/>
+          <w:b/>
+          <w:bCs/>
+          <w:sz w:val="17"/>
+          <w:szCs w:val="17"/>
+        </w:rPr>
+        <w:t xml:space="preserve">Production &amp; Layout: </w:t>
+      </w:r>
+      <w:r>
+        <w:rPr>
+          <w:rFonts w:ascii="Arial" w:cs="Arial" w:eastAsia="Arial" w:hAnsi="Arial"/>
+          <w:sz w:val="17"/>
+          <w:szCs w:val="17"/>
+        </w:rPr>
+        <w:t xml:space="preserve">Educational design and curriculum sequencing by SeaVuria. Technical layout, structural formatting, and digital optimization/implementation executed in partnership with ARES Education (registered 501(c)(3) in the United States and Canada (as Afretech Aid) and registered NGO in Kenya), with lesson drafting and compilation assisted by AI (Claude, Anthropic).</w:t>
+      </w:r>
+    </w:p>
+    <w:p>
+      <w:pPr>
+        <w:pBdr>
+          <w:bottom w:val="single" w:color="1F3864" w:sz="6" w:space="6"/>
+        </w:pBdr>
+        <w:spacing w:after="60" w:before="0"/>
+      </w:pPr>
+      <w:r>
+        <w:rPr>
+          <w:rFonts w:ascii="Arial" w:cs="Arial" w:eastAsia="Arial" w:hAnsi="Arial"/>
+          <w:b/>
+          <w:bCs/>
+          <w:sz w:val="17"/>
+          <w:szCs w:val="17"/>
+        </w:rPr>
+        <w:t xml:space="preserve">Licensing &amp; Copyright: </w:t>
+      </w:r>
+      <w:r>
+        <w:rPr>
+          <w:rFonts w:ascii="Arial" w:cs="Arial" w:eastAsia="Arial" w:hAnsi="Arial"/>
+          <w:sz w:val="17"/>
+          <w:szCs w:val="17"/>
+        </w:rPr>
+        <w:t xml:space="preserve">© 2026 SeaVuria and ARES. This work is licensed under a </w:t>
+      </w:r>
+      <w:hyperlink w:history="1" r:id="rId9spvjbyr0xwvna-meytsn">
+        <w:r>
+          <w:rPr>
+            <w:rFonts w:ascii="Arial" w:cs="Arial" w:eastAsia="Arial" w:hAnsi="Arial"/>
+            <w:color w:val="1F6B75"/>
+            <w:sz w:val="17"/>
+            <w:szCs w:val="17"/>
+            <w:u w:val="single" w:color="1F6B75"/>
+          </w:rPr>
+          <w:t xml:space="preserve">Creative Commons Attribution-NonCommercial 4.0 International License</w:t>
+        </w:r>
+      </w:hyperlink>
+      <w:r>
+        <w:rPr>
+          <w:rFonts w:ascii="Arial" w:cs="Arial" w:eastAsia="Arial" w:hAnsi="Arial"/>
+          <w:sz w:val="17"/>
+          <w:szCs w:val="17"/>
+        </w:rPr>
+        <w:t xml:space="preserve"> (</w:t>
+      </w:r>
+      <w:hyperlink w:history="1" r:id="rIdanwfvjnhdlzx10tjv1c6p">
+        <w:r>
+          <w:rPr>
+            <w:rFonts w:ascii="Arial" w:cs="Arial" w:eastAsia="Arial" w:hAnsi="Arial"/>
+            <w:color w:val="1F6B75"/>
+            <w:sz w:val="17"/>
+            <w:szCs w:val="17"/>
+            <w:u w:val="single" w:color="1F6B75"/>
+          </w:rPr>
+          <w:t xml:space="preserve">CC BY-NC 4.0</w:t>
+        </w:r>
+      </w:hyperlink>
+      <w:r>
+        <w:rPr>
+          <w:rFonts w:ascii="Arial" w:cs="Arial" w:eastAsia="Arial" w:hAnsi="Arial"/>
+          <w:sz w:val="17"/>
+          <w:szCs w:val="17"/>
+        </w:rPr>
+        <w:t xml:space="preserve">). To view a copy of this license, visit </w:t>
+      </w:r>
+      <w:hyperlink w:history="1" r:id="rIdgq8yuq_vi_lmaznghg6d7">
+        <w:r>
+          <w:rPr>
+            <w:rFonts w:ascii="Arial" w:cs="Arial" w:eastAsia="Arial" w:hAnsi="Arial"/>
+            <w:color w:val="1F6B75"/>
+            <w:sz w:val="17"/>
+            <w:szCs w:val="17"/>
+            <w:u w:val="single" w:color="1F6B75"/>
+          </w:rPr>
+          <w:t xml:space="preserve">https://creativecommons.org/licenses/by-nc/4.0/</w:t>
+        </w:r>
+      </w:hyperlink>
+      <w:r>
+        <w:rPr>
+          <w:rFonts w:ascii="Arial" w:cs="Arial" w:eastAsia="Arial" w:hAnsi="Arial"/>
+          <w:sz w:val="17"/>
+          <w:szCs w:val="17"/>
+        </w:rPr>
+        <w:t xml:space="preserve">. You are free to copy, redistribute, and adapt this material in any medium or format, provided appropriate credit is given and the material is not used for commercial purposes. KICD learning outcomes and curriculum designations reproduced here for alignment purposes remain the property of KICD and are not covered by this license. Linked external resources (e.g. CK-12, Khan Academy, PhET) are subject to their own licenses.</w:t>
       </w:r>
     </w:p>
     <w:p>

--- a/data/outputs/v2/General_Science/SS2.5_Rates_of_Reactions/General_Science_Rates_of_Reactions_FinalExplanation.docx
+++ b/data/outputs/v2/General_Science/SS2.5_Rates_of_Reactions/General_Science_Rates_of_Reactions_FinalExplanation.docx
@@ -95,7 +95,7 @@
                 <w:sz w:val="22"/>
                 <w:szCs w:val="22"/>
               </w:rPr>
-              <w:t xml:space="preserve">FINAL EXPLANATION: GENERAL SCIENCE — GRADE 10 | SUB-STRAND 2.5: RATES OF REACTIONS</w:t>
+              <w:t xml:space="preserve">FINAL EXPLANATION: GENERAL SCIENCE GRADE 10 — SUB-STRAND 2.5 RATES OF REACTIONS: FINAL EXPLANATION</w:t>
             </w:r>
           </w:p>
         </w:tc>
@@ -422,316 +422,7 @@
                 <w:sz w:val="18"/>
                 <w:szCs w:val="18"/>
               </w:rPr>
-              <w:t xml:space="preserve">This is your Final Explanation task. You have spent eight lessons investigating why some chemical reactions happen in a flash while others take days. Now it is your turn to bring everything together and answer the driving question using evidence, particle-level thinking, and real Kenyan examples.</w:t>
-            </w:r>
-          </w:p>
-          <w:p>
-            <w:pPr>
-              <w:spacing w:after="40" w:before="0"/>
-              <w:jc w:val="left"/>
-            </w:pPr>
-            <w:r>
-              <w:rPr>
-                <w:rFonts w:ascii="Arial" w:cs="Arial" w:eastAsia="Arial" w:hAnsi="Arial"/>
-                <w:b w:val="false"/>
-                <w:bCs w:val="false"/>
-                <w:i w:val="false"/>
-                <w:iCs w:val="false"/>
-                <w:color w:val="000000"/>
-                <w:sz w:val="18"/>
-                <w:szCs w:val="18"/>
-              </w:rPr>
-              <w:t xml:space="preserve"/>
-            </w:r>
-          </w:p>
-          <w:p>
-            <w:pPr>
-              <w:spacing w:after="40" w:before="0"/>
-              <w:jc w:val="left"/>
-            </w:pPr>
-            <w:r>
-              <w:rPr>
-                <w:rFonts w:ascii="Arial" w:cs="Arial" w:eastAsia="Arial" w:hAnsi="Arial"/>
-                <w:b w:val="false"/>
-                <w:bCs w:val="false"/>
-                <w:i w:val="false"/>
-                <w:iCs w:val="false"/>
-                <w:color w:val="000000"/>
-                <w:sz w:val="18"/>
-                <w:szCs w:val="18"/>
-              </w:rPr>
-              <w:t xml:space="preserve">READ THIS FIRST — What makes a great Final Explanation?</w:t>
-            </w:r>
-          </w:p>
-          <w:p>
-            <w:pPr>
-              <w:spacing w:after="40" w:before="0"/>
-              <w:jc w:val="left"/>
-            </w:pPr>
-            <w:r>
-              <w:rPr>
-                <w:rFonts w:ascii="Arial" w:cs="Arial" w:eastAsia="Arial" w:hAnsi="Arial"/>
-                <w:b w:val="false"/>
-                <w:bCs w:val="false"/>
-                <w:i w:val="false"/>
-                <w:iCs w:val="false"/>
-                <w:color w:val="000000"/>
-                <w:sz w:val="18"/>
-                <w:szCs w:val="18"/>
-              </w:rPr>
-              <w:t xml:space="preserve">A strong Final Explanation does three things:</w:t>
-            </w:r>
-          </w:p>
-          <w:p>
-            <w:pPr>
-              <w:spacing w:after="40" w:before="0"/>
-              <w:jc w:val="left"/>
-            </w:pPr>
-            <w:r>
-              <w:rPr>
-                <w:rFonts w:ascii="Arial" w:cs="Arial" w:eastAsia="Arial" w:hAnsi="Arial"/>
-                <w:b w:val="false"/>
-                <w:bCs w:val="false"/>
-                <w:i w:val="false"/>
-                <w:iCs w:val="false"/>
-                <w:color w:val="000000"/>
-                <w:sz w:val="18"/>
-                <w:szCs w:val="18"/>
-              </w:rPr>
-              <w:t xml:space="preserve">1. It answers the driving question directly and completely.</w:t>
-            </w:r>
-          </w:p>
-          <w:p>
-            <w:pPr>
-              <w:spacing w:after="40" w:before="0"/>
-              <w:jc w:val="left"/>
-            </w:pPr>
-            <w:r>
-              <w:rPr>
-                <w:rFonts w:ascii="Arial" w:cs="Arial" w:eastAsia="Arial" w:hAnsi="Arial"/>
-                <w:b w:val="false"/>
-                <w:bCs w:val="false"/>
-                <w:i w:val="false"/>
-                <w:iCs w:val="false"/>
-                <w:color w:val="000000"/>
-                <w:sz w:val="18"/>
-                <w:szCs w:val="18"/>
-              </w:rPr>
-              <w:t xml:space="preserve">2. It uses evidence from investigations (the thiosulfate cross, experiments on temperature, concentration, surface area, catalysts, and light) to support every claim.</w:t>
-            </w:r>
-          </w:p>
-          <w:p>
-            <w:pPr>
-              <w:spacing w:after="40" w:before="0"/>
-              <w:jc w:val="left"/>
-            </w:pPr>
-            <w:r>
-              <w:rPr>
-                <w:rFonts w:ascii="Arial" w:cs="Arial" w:eastAsia="Arial" w:hAnsi="Arial"/>
-                <w:b w:val="false"/>
-                <w:bCs w:val="false"/>
-                <w:i w:val="false"/>
-                <w:iCs w:val="false"/>
-                <w:color w:val="000000"/>
-                <w:sz w:val="18"/>
-                <w:szCs w:val="18"/>
-              </w:rPr>
-              <w:t xml:space="preserve">3. It connects particle-level reasoning to real-life situations in Kenya.</w:t>
-            </w:r>
-          </w:p>
-          <w:p>
-            <w:pPr>
-              <w:spacing w:after="40" w:before="0"/>
-              <w:jc w:val="left"/>
-            </w:pPr>
-            <w:r>
-              <w:rPr>
-                <w:rFonts w:ascii="Arial" w:cs="Arial" w:eastAsia="Arial" w:hAnsi="Arial"/>
-                <w:b w:val="false"/>
-                <w:bCs w:val="false"/>
-                <w:i w:val="false"/>
-                <w:iCs w:val="false"/>
-                <w:color w:val="000000"/>
-                <w:sz w:val="18"/>
-                <w:szCs w:val="18"/>
-              </w:rPr>
-              <w:t xml:space="preserve"/>
-            </w:r>
-          </w:p>
-          <w:p>
-            <w:pPr>
-              <w:spacing w:after="40" w:before="0"/>
-              <w:jc w:val="left"/>
-            </w:pPr>
-            <w:r>
-              <w:rPr>
-                <w:rFonts w:ascii="Arial" w:cs="Arial" w:eastAsia="Arial" w:hAnsi="Arial"/>
-                <w:b w:val="false"/>
-                <w:bCs w:val="false"/>
-                <w:i w:val="false"/>
-                <w:iCs w:val="false"/>
-                <w:color w:val="000000"/>
-                <w:sz w:val="18"/>
-                <w:szCs w:val="18"/>
-              </w:rPr>
-              <w:t xml:space="preserve">YOUR DRIVING QUESTION:</w:t>
-            </w:r>
-          </w:p>
-          <w:p>
-            <w:pPr>
-              <w:spacing w:after="40" w:before="0"/>
-              <w:jc w:val="left"/>
-            </w:pPr>
-            <w:r>
-              <w:rPr>
-                <w:rFonts w:ascii="Arial" w:cs="Arial" w:eastAsia="Arial" w:hAnsi="Arial"/>
-                <w:b w:val="false"/>
-                <w:bCs w:val="false"/>
-                <w:i w:val="false"/>
-                <w:iCs w:val="false"/>
-                <w:color w:val="000000"/>
-                <w:sz w:val="18"/>
-                <w:szCs w:val="18"/>
-              </w:rPr>
-              <w:t xml:space="preserve">"Why do some chemical reactions happen in a flash while others take days — and how can we control the speed of reactions to make life in Kenya safer, healthier, and more productive?"</w:t>
-            </w:r>
-          </w:p>
-          <w:p>
-            <w:pPr>
-              <w:spacing w:after="40" w:before="0"/>
-              <w:jc w:val="left"/>
-            </w:pPr>
-            <w:r>
-              <w:rPr>
-                <w:rFonts w:ascii="Arial" w:cs="Arial" w:eastAsia="Arial" w:hAnsi="Arial"/>
-                <w:b w:val="false"/>
-                <w:bCs w:val="false"/>
-                <w:i w:val="false"/>
-                <w:iCs w:val="false"/>
-                <w:color w:val="000000"/>
-                <w:sz w:val="18"/>
-                <w:szCs w:val="18"/>
-              </w:rPr>
-              <w:t xml:space="preserve"/>
-            </w:r>
-          </w:p>
-          <w:p>
-            <w:pPr>
-              <w:spacing w:after="40" w:before="0"/>
-              <w:jc w:val="left"/>
-            </w:pPr>
-            <w:r>
-              <w:rPr>
-                <w:rFonts w:ascii="Arial" w:cs="Arial" w:eastAsia="Arial" w:hAnsi="Arial"/>
-                <w:b w:val="false"/>
-                <w:bCs w:val="false"/>
-                <w:i w:val="false"/>
-                <w:iCs w:val="false"/>
-                <w:color w:val="000000"/>
-                <w:sz w:val="18"/>
-                <w:szCs w:val="18"/>
-              </w:rPr>
-              <w:t xml:space="preserve">INSTRUCTIONS:</w:t>
-            </w:r>
-          </w:p>
-          <w:p>
-            <w:pPr>
-              <w:spacing w:after="30" w:before="0"/>
-              <w:ind w:left="360" w:hanging="180"/>
-              <w:jc w:val="left"/>
-            </w:pPr>
-            <w:r>
-              <w:rPr>
-                <w:rFonts w:ascii="Arial" w:cs="Arial" w:eastAsia="Arial" w:hAnsi="Arial"/>
-                <w:b w:val="false"/>
-                <w:bCs w:val="false"/>
-                <w:i w:val="false"/>
-                <w:iCs w:val="false"/>
-                <w:color w:val="000000"/>
-                <w:sz w:val="18"/>
-                <w:szCs w:val="18"/>
-              </w:rPr>
-              <w:t xml:space="preserve">–  Write your answer in the four sections below. Each section has a guiding prompt and a model sentence to help you get started.</w:t>
-            </w:r>
-          </w:p>
-          <w:p>
-            <w:pPr>
-              <w:spacing w:after="30" w:before="0"/>
-              <w:ind w:left="360" w:hanging="180"/>
-              <w:jc w:val="left"/>
-            </w:pPr>
-            <w:r>
-              <w:rPr>
-                <w:rFonts w:ascii="Arial" w:cs="Arial" w:eastAsia="Arial" w:hAnsi="Arial"/>
-                <w:b w:val="false"/>
-                <w:bCs w:val="false"/>
-                <w:i w:val="false"/>
-                <w:iCs w:val="false"/>
-                <w:color w:val="000000"/>
-                <w:sz w:val="18"/>
-                <w:szCs w:val="18"/>
-              </w:rPr>
-              <w:t xml:space="preserve">–  Use scientific vocabulary correctly: collision theory, activation energy, reaction rate, concentration, surface area, catalyst, temperature, frequency of collisions, successful collisions.</w:t>
-            </w:r>
-          </w:p>
-          <w:p>
-            <w:pPr>
-              <w:spacing w:after="30" w:before="0"/>
-              <w:ind w:left="360" w:hanging="180"/>
-              <w:jc w:val="left"/>
-            </w:pPr>
-            <w:r>
-              <w:rPr>
-                <w:rFonts w:ascii="Arial" w:cs="Arial" w:eastAsia="Arial" w:hAnsi="Arial"/>
-                <w:b w:val="false"/>
-                <w:bCs w:val="false"/>
-                <w:i w:val="false"/>
-                <w:iCs w:val="false"/>
-                <w:color w:val="000000"/>
-                <w:sz w:val="18"/>
-                <w:szCs w:val="18"/>
-              </w:rPr>
-              <w:t xml:space="preserve">–  Reference at least THREE real Kenyan contexts (e.g., cooking githeri, fermenting uji, rusting of iron roofing sheets, enzyme activity, maize flour milling, tea processing in Kericho).</w:t>
-            </w:r>
-          </w:p>
-          <w:p>
-            <w:pPr>
-              <w:spacing w:after="30" w:before="0"/>
-              <w:ind w:left="360" w:hanging="180"/>
-              <w:jc w:val="left"/>
-            </w:pPr>
-            <w:r>
-              <w:rPr>
-                <w:rFonts w:ascii="Arial" w:cs="Arial" w:eastAsia="Arial" w:hAnsi="Arial"/>
-                <w:b w:val="false"/>
-                <w:bCs w:val="false"/>
-                <w:i w:val="false"/>
-                <w:iCs w:val="false"/>
-                <w:color w:val="000000"/>
-                <w:sz w:val="18"/>
-                <w:szCs w:val="18"/>
-              </w:rPr>
-              <w:t xml:space="preserve">–  You may draw and annotate particle diagrams to support your written explanations — diagrams count as evidence.</w:t>
-            </w:r>
-          </w:p>
-          <w:p>
-            <w:pPr>
-              <w:spacing w:after="30" w:before="0"/>
-              <w:ind w:left="360" w:hanging="180"/>
-              <w:jc w:val="left"/>
-            </w:pPr>
-            <w:r>
-              <w:rPr>
-                <w:rFonts w:ascii="Arial" w:cs="Arial" w:eastAsia="Arial" w:hAnsi="Arial"/>
-                <w:b w:val="false"/>
-                <w:bCs w:val="false"/>
-                <w:i w:val="false"/>
-                <w:iCs w:val="false"/>
-                <w:color w:val="000000"/>
-                <w:sz w:val="18"/>
-                <w:szCs w:val="18"/>
-              </w:rPr>
-              <w:t xml:space="preserve">–  Your explanation should be detailed enough that a fellow Grade 10 student who missed all eight lessons could read it and fully understand rates of reactions.</w:t>
+              <w:t xml:space="preserve">Welcome to your Final Explanation! On Day 1 you watched the Disappearing Thiosulfate Cross: two beakers with the same sodium thiosulfate and dilute hydrochloric acid, one in cold water (about 10 °C, like a cool Nairobi highland morning) and one in warm water (about 50 °C, like a hot Mombasa or Kisumu afternoon). The cross under the warm beaker disappeared in about 30-40 seconds, while the cross under the cold beaker stayed visible for several minutes. Now you will use everything you learned in Lessons 1-8 to explain what happened. Write your answers in the space under each prompt. Use particle ideas (collisions, energy, activation energy) and evidence from our experiments. Use full sentences, and label any diagrams you draw. Think about our driving question: Why do some reactions happen in a flash while others take days, and how can we control their speed in Kenya?</w:t>
             </w:r>
           </w:p>
         </w:tc>
@@ -759,14 +450,12 @@
         <w:tblLayout w:type="fixed"/>
       </w:tblPr>
       <w:tblGrid>
-        <w:gridCol w:w="3000"/>
-        <w:gridCol w:w="10680"/>
+        <w:gridCol w:w="13680"/>
       </w:tblGrid>
       <w:tr>
         <w:tc>
           <w:tcPr>
             <w:tcW w:type="dxa" w:w="13680"/>
-            <w:gridSpan w:val="2"/>
             <w:shd w:fill="1F3864" w:color="auto" w:val="clear"/>
             <w:tcMar>
               <w:top w:type="dxa" w:w="60"/>
@@ -792,15 +481,15 @@
                 <w:sz w:val="22"/>
                 <w:szCs w:val="22"/>
               </w:rPr>
-              <w:t xml:space="preserve">Section 1 — The Core Idea: What IS a Reaction Rate and Why Does It Vary?</w:t>
-            </w:r>
-          </w:p>
-        </w:tc>
-      </w:tr>
-      <w:tr>
-        <w:tc>
-          <w:tcPr>
-            <w:tcW w:type="dxa" w:w="3000"/>
+              <w:t xml:space="preserve">Part 1: Explaining the Disappearing Cross</w:t>
+            </w:r>
+          </w:p>
+        </w:tc>
+      </w:tr>
+      <w:tr>
+        <w:tc>
+          <w:tcPr>
+            <w:tcW w:type="dxa" w:w="13680"/>
             <w:shd w:fill="D9EEF1" w:color="auto" w:val="clear"/>
             <w:tcMar>
               <w:top w:type="dxa" w:w="60"/>
@@ -826,13 +515,18 @@
                 <w:sz w:val="18"/>
                 <w:szCs w:val="18"/>
               </w:rPr>
-              <w:t xml:space="preserve">Explain what 'rate of reaction' means at the particle level. Use the Disappearing Thiosulfate Cross phenomenon as your starting point. Why did the cross disappear faster in Beaker B (warm, ~50 °C) than in Beaker A (cold, ~10 °C), even though both beakers contained exactly the same chemicals in the same amounts? In your answer, describe what particles are doing inside the beaker and what must happen for a reaction to actually occur.</w:t>
-            </w:r>
-          </w:p>
-        </w:tc>
-        <w:tc>
-          <w:tcPr>
-            <w:tcW w:type="dxa" w:w="10680"/>
+              <w:t xml:space="preserve">Look back at the two beakers from Day 1. Both held the same chemicals in the same amounts. (a) How did you measure the speed of the reaction, and what is meant by 'rate of reaction'? (b) Use ideas about particles, collisions and energy to explain why the cross under the warm beaker (about 50 °C) disappeared in about 30-40 seconds while the cross under the cold beaker (about 10 °C) stayed visible for several minutes. Include a labelled particle sketch of both beakers.</w:t>
+            </w:r>
+          </w:p>
+        </w:tc>
+      </w:tr>
+      <w:tr>
+        <w:trPr>
+          <w:trHeight w:val="4200" w:hRule="atLeast"/>
+        </w:trPr>
+        <w:tc>
+          <w:tcPr>
+            <w:tcW w:type="dxa" w:w="13680"/>
             <w:shd w:fill="FFFFFF" w:color="auto" w:val="clear"/>
             <w:tcMar>
               <w:top w:type="dxa" w:w="60"/>
@@ -852,13 +546,13 @@
                 <w:rFonts w:ascii="Arial" w:cs="Arial" w:eastAsia="Arial" w:hAnsi="Arial"/>
                 <w:b w:val="false"/>
                 <w:bCs w:val="false"/>
-                <w:i w:val="false"/>
-                <w:iCs w:val="false"/>
-                <w:color w:val="000000"/>
-                <w:sz w:val="18"/>
-                <w:szCs w:val="18"/>
-              </w:rPr>
-              <w:t xml:space="preserve">The rate of a reaction tells us how quickly reactants are converted into products — in our case, how fast the thiosulfate and hydrochloric acid produced enough sulfur precipitate to block the view of the cross. According to collision theory, chemical reactions only happen when reactant particles collide with sufficient energy and in the correct orientation — these are called successful collisions. In Beaker A (cold water, ~10 °C, like a cool Nairobi highland morning), particles move slowly, so they collide less frequently and with less energy. Very few collisions meet the activation energy threshold, so sulfur forms slowly and the cross stays visible for several minutes. In Beaker B (warm water, ~50 °C, like a hot afternoon in Mombasa), particles move much faster. They collide more often AND with greater energy, so a much higher proportion of collisions are successful. The sulfur precipitate forms rapidly — the cross disappears in about 30–40 seconds. Both beakers contained identical chemicals, so the only variable was the kinetic energy of the particles. This is the foundation of everything: reaction rate depends on the frequency and energy of particle collisions.</w:t>
+                <w:i/>
+                <w:iCs/>
+                <w:color w:val="808080"/>
+                <w:sz w:val="18"/>
+                <w:szCs w:val="18"/>
+              </w:rPr>
+              <w:t xml:space="preserve">Write your answer here:</w:t>
             </w:r>
           </w:p>
         </w:tc>
@@ -886,14 +580,12 @@
         <w:tblLayout w:type="fixed"/>
       </w:tblPr>
       <w:tblGrid>
-        <w:gridCol w:w="3000"/>
-        <w:gridCol w:w="10680"/>
+        <w:gridCol w:w="13680"/>
       </w:tblGrid>
       <w:tr>
         <w:tc>
           <w:tcPr>
             <w:tcW w:type="dxa" w:w="13680"/>
-            <w:gridSpan w:val="2"/>
             <w:shd w:fill="1F3864" w:color="auto" w:val="clear"/>
             <w:tcMar>
               <w:top w:type="dxa" w:w="60"/>
@@ -919,15 +611,15 @@
                 <w:sz w:val="22"/>
                 <w:szCs w:val="22"/>
               </w:rPr>
-              <w:t xml:space="preserve">Section 2 — The Factors: How Can We Speed Up or Slow Down a Reaction?</w:t>
-            </w:r>
-          </w:p>
-        </w:tc>
-      </w:tr>
-      <w:tr>
-        <w:tc>
-          <w:tcPr>
-            <w:tcW w:type="dxa" w:w="3000"/>
+              <w:t xml:space="preserve">Part 2: Concentration and Surface Area</w:t>
+            </w:r>
+          </w:p>
+        </w:tc>
+      </w:tr>
+      <w:tr>
+        <w:tc>
+          <w:tcPr>
+            <w:tcW w:type="dxa" w:w="13680"/>
             <w:shd w:fill="D9EEF1" w:color="auto" w:val="clear"/>
             <w:tcMar>
               <w:top w:type="dxa" w:w="60"/>
@@ -953,13 +645,18 @@
                 <w:sz w:val="18"/>
                 <w:szCs w:val="18"/>
               </w:rPr>
-              <w:t xml:space="preserve">Describe FOUR factors that affect the rate of a chemical reaction. For each factor, explain (a) what changes at the particle level, (b) how it increases or decreases the rate, and (c) one specific Kenyan example that shows this factor at work in everyday life. You must include: temperature, concentration, surface area, and catalysts.</w:t>
-            </w:r>
-          </w:p>
-        </w:tc>
-        <w:tc>
-          <w:tcPr>
-            <w:tcW w:type="dxa" w:w="10680"/>
+              <w:t xml:space="preserve">In Lessons 3-5 you investigated concentration (diluting sodium thiosulfate to 100%, 75%, 50% and 25%) and surface area (large marble chips, small chips and powder with dilute HCl). (a) Describe the pattern you found for each factor, with the evidence that supports it. (b) Explain each pattern using collision ideas. (c) In the marble experiment all three flasks finally lost the same total mass. What does this tell you about what surface area changes and what it does not change?</w:t>
+            </w:r>
+          </w:p>
+        </w:tc>
+      </w:tr>
+      <w:tr>
+        <w:trPr>
+          <w:trHeight w:val="4200" w:hRule="atLeast"/>
+        </w:trPr>
+        <w:tc>
+          <w:tcPr>
+            <w:tcW w:type="dxa" w:w="13680"/>
             <w:shd w:fill="FFFFFF" w:color="auto" w:val="clear"/>
             <w:tcMar>
               <w:top w:type="dxa" w:w="60"/>
@@ -979,165 +676,13 @@
                 <w:rFonts w:ascii="Arial" w:cs="Arial" w:eastAsia="Arial" w:hAnsi="Arial"/>
                 <w:b w:val="false"/>
                 <w:bCs w:val="false"/>
-                <w:i w:val="false"/>
-                <w:iCs w:val="false"/>
-                <w:color w:val="000000"/>
-                <w:sz w:val="18"/>
-                <w:szCs w:val="18"/>
-              </w:rPr>
-              <w:t xml:space="preserve">Four key factors control how fast a reaction occurs:</w:t>
-            </w:r>
-          </w:p>
-          <w:p>
-            <w:pPr>
-              <w:spacing w:after="40" w:before="0"/>
-              <w:jc w:val="left"/>
-            </w:pPr>
-            <w:r>
-              <w:rPr>
-                <w:rFonts w:ascii="Arial" w:cs="Arial" w:eastAsia="Arial" w:hAnsi="Arial"/>
-                <w:b w:val="false"/>
-                <w:bCs w:val="false"/>
-                <w:i w:val="false"/>
-                <w:iCs w:val="false"/>
-                <w:color w:val="000000"/>
-                <w:sz w:val="18"/>
-                <w:szCs w:val="18"/>
-              </w:rPr>
-              <w:t xml:space="preserve"/>
-            </w:r>
-          </w:p>
-          <w:p>
-            <w:pPr>
-              <w:spacing w:after="40" w:before="0"/>
-              <w:jc w:val="left"/>
-            </w:pPr>
-            <w:r>
-              <w:rPr>
-                <w:rFonts w:ascii="Arial" w:cs="Arial" w:eastAsia="Arial" w:hAnsi="Arial"/>
-                <w:b w:val="false"/>
-                <w:bCs w:val="false"/>
-                <w:i w:val="false"/>
-                <w:iCs w:val="false"/>
-                <w:color w:val="000000"/>
-                <w:sz w:val="18"/>
-                <w:szCs w:val="18"/>
-              </w:rPr>
-              <w:t xml:space="preserve">1. TEMPERATURE — Increasing temperature gives particles more kinetic energy, so they move faster, collide more frequently, and more collisions exceed the activation energy. This is why githeri (a mixture of maize and beans) cooks faster when the water is at a rolling boil than when it barely simmers. It is also why food stored in a cool Kericho highland evening stays fresh longer than food left out in the Mombasa afternoon heat — lower temperatures slow the reactions of decay.</w:t>
-            </w:r>
-          </w:p>
-          <w:p>
-            <w:pPr>
-              <w:spacing w:after="40" w:before="0"/>
-              <w:jc w:val="left"/>
-            </w:pPr>
-            <w:r>
-              <w:rPr>
-                <w:rFonts w:ascii="Arial" w:cs="Arial" w:eastAsia="Arial" w:hAnsi="Arial"/>
-                <w:b w:val="false"/>
-                <w:bCs w:val="false"/>
-                <w:i w:val="false"/>
-                <w:iCs w:val="false"/>
-                <w:color w:val="000000"/>
-                <w:sz w:val="18"/>
-                <w:szCs w:val="18"/>
-              </w:rPr>
-              <w:t xml:space="preserve"/>
-            </w:r>
-          </w:p>
-          <w:p>
-            <w:pPr>
-              <w:spacing w:after="40" w:before="0"/>
-              <w:jc w:val="left"/>
-            </w:pPr>
-            <w:r>
-              <w:rPr>
-                <w:rFonts w:ascii="Arial" w:cs="Arial" w:eastAsia="Arial" w:hAnsi="Arial"/>
-                <w:b w:val="false"/>
-                <w:bCs w:val="false"/>
-                <w:i w:val="false"/>
-                <w:iCs w:val="false"/>
-                <w:color w:val="000000"/>
-                <w:sz w:val="18"/>
-                <w:szCs w:val="18"/>
-              </w:rPr>
-              <w:t xml:space="preserve">2. CONCENTRATION — A higher concentration means more reactant particles are packed into the same volume, so collisions happen more often. When a farmer in the Rift Valley uses a more concentrated pesticide solution, it reacts more rapidly with target pests. In our thiosulfate experiment, if we had used a more concentrated sodium thiosulfate solution, the cross would have disappeared even faster because sulfur-producing collisions would have been more frequent.</w:t>
-            </w:r>
-          </w:p>
-          <w:p>
-            <w:pPr>
-              <w:spacing w:after="40" w:before="0"/>
-              <w:jc w:val="left"/>
-            </w:pPr>
-            <w:r>
-              <w:rPr>
-                <w:rFonts w:ascii="Arial" w:cs="Arial" w:eastAsia="Arial" w:hAnsi="Arial"/>
-                <w:b w:val="false"/>
-                <w:bCs w:val="false"/>
-                <w:i w:val="false"/>
-                <w:iCs w:val="false"/>
-                <w:color w:val="000000"/>
-                <w:sz w:val="18"/>
-                <w:szCs w:val="18"/>
-              </w:rPr>
-              <w:t xml:space="preserve"/>
-            </w:r>
-          </w:p>
-          <w:p>
-            <w:pPr>
-              <w:spacing w:after="40" w:before="0"/>
-              <w:jc w:val="left"/>
-            </w:pPr>
-            <w:r>
-              <w:rPr>
-                <w:rFonts w:ascii="Arial" w:cs="Arial" w:eastAsia="Arial" w:hAnsi="Arial"/>
-                <w:b w:val="false"/>
-                <w:bCs w:val="false"/>
-                <w:i w:val="false"/>
-                <w:iCs w:val="false"/>
-                <w:color w:val="000000"/>
-                <w:sz w:val="18"/>
-                <w:szCs w:val="18"/>
-              </w:rPr>
-              <w:t xml:space="preserve">3. SURFACE AREA — Breaking a solid into smaller pieces exposes more particle surfaces to the reactant, increasing the number of collisions per second. When maize is ground into fine unga (flour) at a posho mill in Kisumu, its surface area increases enormously compared to whole maize kernels — this is why flour dissolves and reacts in cooking much faster than whole grain. Similarly, finely divided charcoal ignites faster than a large log.</w:t>
-            </w:r>
-          </w:p>
-          <w:p>
-            <w:pPr>
-              <w:spacing w:after="40" w:before="0"/>
-              <w:jc w:val="left"/>
-            </w:pPr>
-            <w:r>
-              <w:rPr>
-                <w:rFonts w:ascii="Arial" w:cs="Arial" w:eastAsia="Arial" w:hAnsi="Arial"/>
-                <w:b w:val="false"/>
-                <w:bCs w:val="false"/>
-                <w:i w:val="false"/>
-                <w:iCs w:val="false"/>
-                <w:color w:val="000000"/>
-                <w:sz w:val="18"/>
-                <w:szCs w:val="18"/>
-              </w:rPr>
-              <w:t xml:space="preserve"/>
-            </w:r>
-          </w:p>
-          <w:p>
-            <w:pPr>
-              <w:spacing w:after="40" w:before="0"/>
-              <w:jc w:val="left"/>
-            </w:pPr>
-            <w:r>
-              <w:rPr>
-                <w:rFonts w:ascii="Arial" w:cs="Arial" w:eastAsia="Arial" w:hAnsi="Arial"/>
-                <w:b w:val="false"/>
-                <w:bCs w:val="false"/>
-                <w:i w:val="false"/>
-                <w:iCs w:val="false"/>
-                <w:color w:val="000000"/>
-                <w:sz w:val="18"/>
-                <w:szCs w:val="18"/>
-              </w:rPr>
-              <w:t xml:space="preserve">4. CATALYSTS — A catalyst is a substance that increases the rate of a reaction without being used up itself. It works by providing an alternative reaction pathway with a lower activation energy, so more collisions are successful even without adding heat. Enzymes are biological catalysts. In our own bodies, the enzyme amylase in saliva begins breaking down the starch in ugali the moment we start chewing, making digestion faster and more efficient. Industrially, catalysts are used in fertiliser production at factories that supply Kenyan farmers.</w:t>
+                <w:i/>
+                <w:iCs/>
+                <w:color w:val="808080"/>
+                <w:sz w:val="18"/>
+                <w:szCs w:val="18"/>
+              </w:rPr>
+              <w:t xml:space="preserve">Write your answer here:</w:t>
             </w:r>
           </w:p>
         </w:tc>
@@ -1165,14 +710,12 @@
         <w:tblLayout w:type="fixed"/>
       </w:tblPr>
       <w:tblGrid>
-        <w:gridCol w:w="3000"/>
-        <w:gridCol w:w="10680"/>
+        <w:gridCol w:w="13680"/>
       </w:tblGrid>
       <w:tr>
         <w:tc>
           <w:tcPr>
             <w:tcW w:type="dxa" w:w="13680"/>
-            <w:gridSpan w:val="2"/>
             <w:shd w:fill="1F3864" w:color="auto" w:val="clear"/>
             <w:tcMar>
               <w:top w:type="dxa" w:w="60"/>
@@ -1198,15 +741,15 @@
                 <w:sz w:val="22"/>
                 <w:szCs w:val="22"/>
               </w:rPr>
-              <w:t xml:space="preserve">Section 3 — Evidence From Our Investigations: Connecting Data to Claims</w:t>
-            </w:r>
-          </w:p>
-        </w:tc>
-      </w:tr>
-      <w:tr>
-        <w:tc>
-          <w:tcPr>
-            <w:tcW w:type="dxa" w:w="3000"/>
+              <w:t xml:space="preserve">Part 3: Catalysts and Light</w:t>
+            </w:r>
+          </w:p>
+        </w:tc>
+      </w:tr>
+      <w:tr>
+        <w:tc>
+          <w:tcPr>
+            <w:tcW w:type="dxa" w:w="13680"/>
             <w:shd w:fill="D9EEF1" w:color="auto" w:val="clear"/>
             <w:tcMar>
               <w:top w:type="dxa" w:w="60"/>
@@ -1232,13 +775,18 @@
                 <w:sz w:val="18"/>
                 <w:szCs w:val="18"/>
               </w:rPr>
-              <w:t xml:space="preserve">Choose TWO of the investigations you carried out during this unit. For each one, describe: (a) what you did, (b) the pattern you observed in the results (refer to specific observations or trends, not just 'it got faster'), and (c) how the data supports your explanation of reaction rates at the particle level. If you drew graphs or recorded times, describe those results here.</w:t>
-            </w:r>
-          </w:p>
-        </w:tc>
-        <w:tc>
-          <w:tcPr>
-            <w:tcW w:type="dxa" w:w="10680"/>
+              <w:t xml:space="preserve">In Lessons 6 and 7 you tested fresh liver, boiled liver and sand with hydrogen peroxide, and you tested manganese dioxide (MnO2) and light on reactions. (a) What did you observe in these tests, and what evidence showed that MnO2 is a catalyst? (b) Explain how a catalyst speeds up a reaction, and say how this is different from the way concentration and surface area work. (c) Why did boiled liver not work? (d) How does light speed up some reactions?</w:t>
+            </w:r>
+          </w:p>
+        </w:tc>
+      </w:tr>
+      <w:tr>
+        <w:trPr>
+          <w:trHeight w:val="4200" w:hRule="atLeast"/>
+        </w:trPr>
+        <w:tc>
+          <w:tcPr>
+            <w:tcW w:type="dxa" w:w="13680"/>
             <w:shd w:fill="FFFFFF" w:color="auto" w:val="clear"/>
             <w:tcMar>
               <w:top w:type="dxa" w:w="60"/>
@@ -1258,89 +806,13 @@
                 <w:rFonts w:ascii="Arial" w:cs="Arial" w:eastAsia="Arial" w:hAnsi="Arial"/>
                 <w:b w:val="false"/>
                 <w:bCs w:val="false"/>
-                <w:i w:val="false"/>
-                <w:iCs w:val="false"/>
-                <w:color w:val="000000"/>
-                <w:sz w:val="18"/>
-                <w:szCs w:val="18"/>
-              </w:rPr>
-              <w:t xml:space="preserve">Investigation 1 — Temperature and the Thiosulfate Cross:</w:t>
-            </w:r>
-          </w:p>
-          <w:p>
-            <w:pPr>
-              <w:spacing w:after="40" w:before="0"/>
-              <w:jc w:val="left"/>
-            </w:pPr>
-            <w:r>
-              <w:rPr>
-                <w:rFonts w:ascii="Arial" w:cs="Arial" w:eastAsia="Arial" w:hAnsi="Arial"/>
-                <w:b w:val="false"/>
-                <w:bCs w:val="false"/>
-                <w:i w:val="false"/>
-                <w:iCs w:val="false"/>
-                <w:color w:val="000000"/>
-                <w:sz w:val="18"/>
-                <w:szCs w:val="18"/>
-              </w:rPr>
-              <w:t xml:space="preserve">We set up beakers of sodium thiosulfate and hydrochloric acid at different temperatures (approximately 10 °C, 25 °C, 40 °C, and 50 °C) and measured the time taken for the cross to disappear. Our results showed a clear pattern: as temperature increased, the time taken decreased sharply. For example, at 10 °C the cross took over 3 minutes to disappear, but at 50 °C it disappeared in under 40 seconds. When we plotted reaction rate (1/time) against temperature, the graph showed a steep upward curve. This supports collision theory: at higher temperatures, particles have more kinetic energy, move faster, and produce more frequent, more energetic collisions — so the rate of sulfur formation increases rapidly with temperature.</w:t>
-            </w:r>
-          </w:p>
-          <w:p>
-            <w:pPr>
-              <w:spacing w:after="40" w:before="0"/>
-              <w:jc w:val="left"/>
-            </w:pPr>
-            <w:r>
-              <w:rPr>
-                <w:rFonts w:ascii="Arial" w:cs="Arial" w:eastAsia="Arial" w:hAnsi="Arial"/>
-                <w:b w:val="false"/>
-                <w:bCs w:val="false"/>
-                <w:i w:val="false"/>
-                <w:iCs w:val="false"/>
-                <w:color w:val="000000"/>
-                <w:sz w:val="18"/>
-                <w:szCs w:val="18"/>
-              </w:rPr>
-              <w:t xml:space="preserve"/>
-            </w:r>
-          </w:p>
-          <w:p>
-            <w:pPr>
-              <w:spacing w:after="40" w:before="0"/>
-              <w:jc w:val="left"/>
-            </w:pPr>
-            <w:r>
-              <w:rPr>
-                <w:rFonts w:ascii="Arial" w:cs="Arial" w:eastAsia="Arial" w:hAnsi="Arial"/>
-                <w:b w:val="false"/>
-                <w:bCs w:val="false"/>
-                <w:i w:val="false"/>
-                <w:iCs w:val="false"/>
-                <w:color w:val="000000"/>
-                <w:sz w:val="18"/>
-                <w:szCs w:val="18"/>
-              </w:rPr>
-              <w:t xml:space="preserve">Investigation 2 — Concentration:</w:t>
-            </w:r>
-          </w:p>
-          <w:p>
-            <w:pPr>
-              <w:spacing w:after="40" w:before="0"/>
-              <w:jc w:val="left"/>
-            </w:pPr>
-            <w:r>
-              <w:rPr>
-                <w:rFonts w:ascii="Arial" w:cs="Arial" w:eastAsia="Arial" w:hAnsi="Arial"/>
-                <w:b w:val="false"/>
-                <w:bCs w:val="false"/>
-                <w:i w:val="false"/>
-                <w:iCs w:val="false"/>
-                <w:color w:val="000000"/>
-                <w:sz w:val="18"/>
-                <w:szCs w:val="18"/>
-              </w:rPr>
-              <w:t xml:space="preserve">We kept temperature constant but varied the concentration of sodium thiosulfate solution, using dilutions of 100%, 75%, 50%, and 25% of the original concentration. We again measured the time for the cross to disappear. The results showed that the most concentrated solution produced the fastest reaction — the cross disappeared quickest — while the most dilute solution reacted slowest. A graph of rate (1/time) against concentration showed a positive, roughly linear relationship. This is consistent with particle theory: in a more concentrated solution, more thiosulfate particles occupy the same volume, so the frequency of collisions between thiosulfate and HCl particles is greater, producing more successful collisions per second and therefore a faster rate of sulfur precipitation.</w:t>
+                <w:i/>
+                <w:iCs/>
+                <w:color w:val="808080"/>
+                <w:sz w:val="18"/>
+                <w:szCs w:val="18"/>
+              </w:rPr>
+              <w:t xml:space="preserve">Write your answer here:</w:t>
             </w:r>
           </w:p>
         </w:tc>
@@ -1368,14 +840,12 @@
         <w:tblLayout w:type="fixed"/>
       </w:tblPr>
       <w:tblGrid>
-        <w:gridCol w:w="3000"/>
-        <w:gridCol w:w="10680"/>
+        <w:gridCol w:w="13680"/>
       </w:tblGrid>
       <w:tr>
         <w:tc>
           <w:tcPr>
             <w:tcW w:type="dxa" w:w="13680"/>
-            <w:gridSpan w:val="2"/>
             <w:shd w:fill="1F3864" w:color="auto" w:val="clear"/>
             <w:tcMar>
               <w:top w:type="dxa" w:w="60"/>
@@ -1401,15 +871,15 @@
                 <w:sz w:val="22"/>
                 <w:szCs w:val="22"/>
               </w:rPr>
-              <w:t xml:space="preserve">Section 4 — Applying Your Knowledge: Making Life in Kenya Safer, Healthier, and More Productive</w:t>
-            </w:r>
-          </w:p>
-        </w:tc>
-      </w:tr>
-      <w:tr>
-        <w:tc>
-          <w:tcPr>
-            <w:tcW w:type="dxa" w:w="3000"/>
+              <w:t xml:space="preserve">Part 4: Dagaa Drying at Lake Victoria</w:t>
+            </w:r>
+          </w:p>
+        </w:tc>
+      </w:tr>
+      <w:tr>
+        <w:tc>
+          <w:tcPr>
+            <w:tcW w:type="dxa" w:w="13680"/>
             <w:shd w:fill="D9EEF1" w:color="auto" w:val="clear"/>
             <w:tcMar>
               <w:top w:type="dxa" w:w="60"/>
@@ -1435,13 +905,18 @@
                 <w:sz w:val="18"/>
                 <w:szCs w:val="18"/>
               </w:rPr>
-              <w:t xml:space="preserve">Now answer the second half of the driving question. Using what you know about factors that affect reaction rates, explain THREE specific ways that controlling reaction speed can make life in Kenya safer, healthier, or more productive. For each example, clearly state WHICH factor is being used and HOW it is being applied. Think beyond the classroom — consider farmers, food producers, health workers, engineers, and everyday Kenyan families.</w:t>
-            </w:r>
-          </w:p>
-        </w:tc>
-        <w:tc>
-          <w:tcPr>
-            <w:tcW w:type="dxa" w:w="10680"/>
+              <w:t xml:space="preserve">A fisher at Lake Victoria wants to dry dagaa and stop it from spoiling quickly. Spoilage is caused by chemical and biological reactions. (a) Choose two rate factors you studied and say how you would change each one to slow down spoilage reactions in the dagaa before it is dried, or to control the reactions. (b) Explain each choice using collision theory. (c) Give one reason why a rate factor that is helpful in one Kenyan situation may be unhelpful in another, using an example such as cooking githeri or the stomach digesting ugali.</w:t>
+            </w:r>
+          </w:p>
+        </w:tc>
+      </w:tr>
+      <w:tr>
+        <w:trPr>
+          <w:trHeight w:val="4200" w:hRule="atLeast"/>
+        </w:trPr>
+        <w:tc>
+          <w:tcPr>
+            <w:tcW w:type="dxa" w:w="13680"/>
             <w:shd w:fill="FFFFFF" w:color="auto" w:val="clear"/>
             <w:tcMar>
               <w:top w:type="dxa" w:w="60"/>
@@ -1461,184 +936,143 @@
                 <w:rFonts w:ascii="Arial" w:cs="Arial" w:eastAsia="Arial" w:hAnsi="Arial"/>
                 <w:b w:val="false"/>
                 <w:bCs w:val="false"/>
-                <w:i w:val="false"/>
-                <w:iCs w:val="false"/>
-                <w:color w:val="000000"/>
-                <w:sz w:val="18"/>
-                <w:szCs w:val="18"/>
-              </w:rPr>
-              <w:t xml:space="preserve">Understanding and controlling reaction rates has real, practical value for people across Kenya:</w:t>
-            </w:r>
-          </w:p>
-          <w:p>
-            <w:pPr>
-              <w:spacing w:after="40" w:before="0"/>
-              <w:jc w:val="left"/>
-            </w:pPr>
-            <w:r>
-              <w:rPr>
-                <w:rFonts w:ascii="Arial" w:cs="Arial" w:eastAsia="Arial" w:hAnsi="Arial"/>
-                <w:b w:val="false"/>
-                <w:bCs w:val="false"/>
-                <w:i w:val="false"/>
-                <w:iCs w:val="false"/>
-                <w:color w:val="000000"/>
-                <w:sz w:val="18"/>
-                <w:szCs w:val="18"/>
-              </w:rPr>
-              <w:t xml:space="preserve"/>
-            </w:r>
-          </w:p>
-          <w:p>
-            <w:pPr>
-              <w:spacing w:after="40" w:before="0"/>
-              <w:jc w:val="left"/>
-            </w:pPr>
-            <w:r>
-              <w:rPr>
-                <w:rFonts w:ascii="Arial" w:cs="Arial" w:eastAsia="Arial" w:hAnsi="Arial"/>
-                <w:b w:val="false"/>
-                <w:bCs w:val="false"/>
-                <w:i w:val="false"/>
-                <w:iCs w:val="false"/>
-                <w:color w:val="000000"/>
-                <w:sz w:val="18"/>
-                <w:szCs w:val="18"/>
-              </w:rPr>
-              <w:t xml:space="preserve">1. SAFER — Slowing Rusting of Iron Roofing Sheets (Temperature &amp; Surface Area):</w:t>
-            </w:r>
-          </w:p>
-          <w:p>
-            <w:pPr>
-              <w:spacing w:after="40" w:before="0"/>
-              <w:jc w:val="left"/>
-            </w:pPr>
-            <w:r>
-              <w:rPr>
-                <w:rFonts w:ascii="Arial" w:cs="Arial" w:eastAsia="Arial" w:hAnsi="Arial"/>
-                <w:b w:val="false"/>
-                <w:bCs w:val="false"/>
-                <w:i w:val="false"/>
-                <w:iCs w:val="false"/>
-                <w:color w:val="000000"/>
-                <w:sz w:val="18"/>
-                <w:szCs w:val="18"/>
-              </w:rPr>
-              <w:t xml:space="preserve">Millions of Kenyan homes and shops are roofed with iron sheets (mabati). Iron reacts with oxygen and water in a slow oxidation reaction that we call rusting. This reaction is accelerated by heat and moisture, which is why roofs in humid coastal Mombasa rust faster than those in the cool highlands of Nyahururu. To slow this reaction, engineers coat iron sheets with a layer of zinc (galvanisation) — this acts as a barrier that reduces the surface area of iron exposed to oxygen and water, dramatically slowing the rate of the rusting reaction. Families also paint iron structures to achieve the same protective effect. Slowing this reaction means roofs and structures last longer, saving money and keeping buildings safe.</w:t>
-            </w:r>
-          </w:p>
-          <w:p>
-            <w:pPr>
-              <w:spacing w:after="40" w:before="0"/>
-              <w:jc w:val="left"/>
-            </w:pPr>
-            <w:r>
-              <w:rPr>
-                <w:rFonts w:ascii="Arial" w:cs="Arial" w:eastAsia="Arial" w:hAnsi="Arial"/>
-                <w:b w:val="false"/>
-                <w:bCs w:val="false"/>
-                <w:i w:val="false"/>
-                <w:iCs w:val="false"/>
-                <w:color w:val="000000"/>
-                <w:sz w:val="18"/>
-                <w:szCs w:val="18"/>
-              </w:rPr>
-              <w:t xml:space="preserve"/>
-            </w:r>
-          </w:p>
-          <w:p>
-            <w:pPr>
-              <w:spacing w:after="40" w:before="0"/>
-              <w:jc w:val="left"/>
-            </w:pPr>
-            <w:r>
-              <w:rPr>
-                <w:rFonts w:ascii="Arial" w:cs="Arial" w:eastAsia="Arial" w:hAnsi="Arial"/>
-                <w:b w:val="false"/>
-                <w:bCs w:val="false"/>
-                <w:i w:val="false"/>
-                <w:iCs w:val="false"/>
-                <w:color w:val="000000"/>
-                <w:sz w:val="18"/>
-                <w:szCs w:val="18"/>
-              </w:rPr>
-              <w:t xml:space="preserve">2. HEALTHIER — Controlling Fermentation of Uji and Preserving Food (Temperature):</w:t>
-            </w:r>
-          </w:p>
-          <w:p>
-            <w:pPr>
-              <w:spacing w:after="40" w:before="0"/>
-              <w:jc w:val="left"/>
-            </w:pPr>
-            <w:r>
-              <w:rPr>
-                <w:rFonts w:ascii="Arial" w:cs="Arial" w:eastAsia="Arial" w:hAnsi="Arial"/>
-                <w:b w:val="false"/>
-                <w:bCs w:val="false"/>
-                <w:i w:val="false"/>
-                <w:iCs w:val="false"/>
-                <w:color w:val="000000"/>
-                <w:sz w:val="18"/>
-                <w:szCs w:val="18"/>
-              </w:rPr>
-              <w:t xml:space="preserve">Uji (fermented porridge made from millet or sorghum flour) is a nutritious traditional food, especially for young children. Fermentation is a chemical reaction carried out by microorganisms. If uji is left in a warm kitchen overnight, the fermentation reaction speeds up, souring the porridge quickly and potentially allowing harmful bacteria to grow. Kenyan mothers and food vendors manage this by storing uji and other fermented foods in cool conditions — lowering the temperature reduces the kinetic energy of the microbial enzymes, slowing the fermentation rate and keeping food safe for longer. The same principle explains why refrigerating sukuma wiki, tomatoes, and nyama choma extends their freshness: cold temperatures slow the biochemical reactions of spoilage.</w:t>
-            </w:r>
-          </w:p>
-          <w:p>
-            <w:pPr>
-              <w:spacing w:after="40" w:before="0"/>
-              <w:jc w:val="left"/>
-            </w:pPr>
-            <w:r>
-              <w:rPr>
-                <w:rFonts w:ascii="Arial" w:cs="Arial" w:eastAsia="Arial" w:hAnsi="Arial"/>
-                <w:b w:val="false"/>
-                <w:bCs w:val="false"/>
-                <w:i w:val="false"/>
-                <w:iCs w:val="false"/>
-                <w:color w:val="000000"/>
-                <w:sz w:val="18"/>
-                <w:szCs w:val="18"/>
-              </w:rPr>
-              <w:t xml:space="preserve"/>
-            </w:r>
-          </w:p>
-          <w:p>
-            <w:pPr>
-              <w:spacing w:after="40" w:before="0"/>
-              <w:jc w:val="left"/>
-            </w:pPr>
-            <w:r>
-              <w:rPr>
-                <w:rFonts w:ascii="Arial" w:cs="Arial" w:eastAsia="Arial" w:hAnsi="Arial"/>
-                <w:b w:val="false"/>
-                <w:bCs w:val="false"/>
-                <w:i w:val="false"/>
-                <w:iCs w:val="false"/>
-                <w:color w:val="000000"/>
-                <w:sz w:val="18"/>
-                <w:szCs w:val="18"/>
-              </w:rPr>
-              <w:t xml:space="preserve">3. MORE PRODUCTIVE — Speeding Up Digestion and Agricultural Processes (Catalysts &amp; Surface Area):</w:t>
-            </w:r>
-          </w:p>
-          <w:p>
-            <w:pPr>
-              <w:spacing w:after="40" w:before="0"/>
-              <w:jc w:val="left"/>
-            </w:pPr>
-            <w:r>
-              <w:rPr>
-                <w:rFonts w:ascii="Arial" w:cs="Arial" w:eastAsia="Arial" w:hAnsi="Arial"/>
-                <w:b w:val="false"/>
-                <w:bCs w:val="false"/>
-                <w:i w:val="false"/>
-                <w:iCs w:val="false"/>
-                <w:color w:val="000000"/>
-                <w:sz w:val="18"/>
-                <w:szCs w:val="18"/>
-              </w:rPr>
-              <w:t xml:space="preserve">In Kenya's tea industry in Kericho, tea leaves are broken and rolled during processing to increase their surface area — this speeds up the oxidation reactions that develop the characteristic flavour and colour of black tea. On a biological level, the enzymes in our digestive system act as catalysts that allow the complex molecules in foods like ugali, beans, and meat to be broken down quickly at normal body temperature (37 °C). Without these biological catalysts, the same reactions would require far more energy and would happen far too slowly to support life. Agricultural researchers at institutions like KARI (Kenya Agricultural and Livestock Research Organisation) also study enzyme catalysts in soil to help farmers improve nutrient availability for crops, increasing yields and food security across the country.</w:t>
+                <w:i/>
+                <w:iCs/>
+                <w:color w:val="808080"/>
+                <w:sz w:val="18"/>
+                <w:szCs w:val="18"/>
+              </w:rPr>
+              <w:t xml:space="preserve">Write your answer here:</w:t>
+            </w:r>
+          </w:p>
+        </w:tc>
+      </w:tr>
+    </w:tbl>
+    <w:p>
+      <w:pPr>
+        <w:spacing w:after="120"/>
+      </w:pPr>
+      <w:r>
+        <w:t xml:space="preserve"/>
+      </w:r>
+    </w:p>
+    <w:tbl>
+      <w:tblPr>
+        <w:tblW w:type="dxa" w:w="13680"/>
+        <w:tblBorders>
+          <w:top w:val="single" w:color="AAAAAA" w:sz="4"/>
+          <w:left w:val="single" w:color="AAAAAA" w:sz="4"/>
+          <w:bottom w:val="single" w:color="AAAAAA" w:sz="4"/>
+          <w:right w:val="single" w:color="AAAAAA" w:sz="4"/>
+          <w:insideH w:val="single" w:color="auto" w:sz="4"/>
+          <w:insideV w:val="single" w:color="auto" w:sz="4"/>
+        </w:tblBorders>
+        <w:tblLayout w:type="fixed"/>
+      </w:tblPr>
+      <w:tblGrid>
+        <w:gridCol w:w="13680"/>
+      </w:tblGrid>
+      <w:tr>
+        <w:tc>
+          <w:tcPr>
+            <w:tcW w:type="dxa" w:w="13680"/>
+            <w:shd w:fill="1F3864" w:color="auto" w:val="clear"/>
+            <w:tcMar>
+              <w:top w:type="dxa" w:w="60"/>
+              <w:left w:type="dxa" w:w="120"/>
+              <w:bottom w:type="dxa" w:w="60"/>
+              <w:right w:type="dxa" w:w="120"/>
+            </w:tcMar>
+            <w:vAlign w:val="top"/>
+          </w:tcPr>
+          <w:p>
+            <w:pPr>
+              <w:spacing w:after="40" w:before="0"/>
+              <w:jc w:val="center"/>
+            </w:pPr>
+            <w:r>
+              <w:rPr>
+                <w:rFonts w:ascii="Arial" w:cs="Arial" w:eastAsia="Arial" w:hAnsi="Arial"/>
+                <w:b/>
+                <w:bCs/>
+                <w:i w:val="false"/>
+                <w:iCs w:val="false"/>
+                <w:color w:val="FFFFFF"/>
+                <w:sz w:val="22"/>
+                <w:szCs w:val="22"/>
+              </w:rPr>
+              <w:t xml:space="preserve">Part 5: Closing the Case</w:t>
+            </w:r>
+          </w:p>
+        </w:tc>
+      </w:tr>
+      <w:tr>
+        <w:tc>
+          <w:tcPr>
+            <w:tcW w:type="dxa" w:w="13680"/>
+            <w:shd w:fill="D9EEF1" w:color="auto" w:val="clear"/>
+            <w:tcMar>
+              <w:top w:type="dxa" w:w="60"/>
+              <w:left w:type="dxa" w:w="120"/>
+              <w:bottom w:type="dxa" w:w="60"/>
+              <w:right w:type="dxa" w:w="120"/>
+            </w:tcMar>
+            <w:vAlign w:val="top"/>
+          </w:tcPr>
+          <w:p>
+            <w:pPr>
+              <w:spacing w:after="40" w:before="0"/>
+              <w:jc w:val="left"/>
+            </w:pPr>
+            <w:r>
+              <w:rPr>
+                <w:rFonts w:ascii="Arial" w:cs="Arial" w:eastAsia="Arial" w:hAnsi="Arial"/>
+                <w:b/>
+                <w:bCs/>
+                <w:i w:val="false"/>
+                <w:iCs w:val="false"/>
+                <w:color w:val="000000"/>
+                <w:sz w:val="18"/>
+                <w:szCs w:val="18"/>
+              </w:rPr>
+              <w:t xml:space="preserve">Write a final answer to our driving question: Why do some chemical reactions happen in a flash while others take days, and how can we control the speed of reactions to make life in Kenya safer, healthier and more productive? In your answer, (a) name all the rate factors we studied and say what each changes at the particle level, and (b) give two examples from Kenyan life where controlling reaction speed is useful.</w:t>
+            </w:r>
+          </w:p>
+        </w:tc>
+      </w:tr>
+      <w:tr>
+        <w:trPr>
+          <w:trHeight w:val="4200" w:hRule="atLeast"/>
+        </w:trPr>
+        <w:tc>
+          <w:tcPr>
+            <w:tcW w:type="dxa" w:w="13680"/>
+            <w:shd w:fill="FFFFFF" w:color="auto" w:val="clear"/>
+            <w:tcMar>
+              <w:top w:type="dxa" w:w="60"/>
+              <w:left w:type="dxa" w:w="120"/>
+              <w:bottom w:type="dxa" w:w="60"/>
+              <w:right w:type="dxa" w:w="120"/>
+            </w:tcMar>
+            <w:vAlign w:val="top"/>
+          </w:tcPr>
+          <w:p>
+            <w:pPr>
+              <w:spacing w:after="40" w:before="0"/>
+              <w:jc w:val="left"/>
+            </w:pPr>
+            <w:r>
+              <w:rPr>
+                <w:rFonts w:ascii="Arial" w:cs="Arial" w:eastAsia="Arial" w:hAnsi="Arial"/>
+                <w:b w:val="false"/>
+                <w:bCs w:val="false"/>
+                <w:i/>
+                <w:iCs/>
+                <w:color w:val="808080"/>
+                <w:sz w:val="18"/>
+                <w:szCs w:val="18"/>
+              </w:rPr>
+              <w:t xml:space="preserve">Write your answer here:</w:t>
             </w:r>
           </w:p>
         </w:tc>
@@ -1865,7 +1299,7 @@
                 <w:sz w:val="18"/>
                 <w:szCs w:val="18"/>
               </w:rPr>
-              <w:t xml:space="preserve">Collision Theory &amp; Particle-Level Explanation</w:t>
+              <w:t xml:space="preserve">Use of collision theory and particle ideas</w:t>
             </w:r>
           </w:p>
         </w:tc>
@@ -1897,7 +1331,7 @@
                 <w:sz w:val="18"/>
                 <w:szCs w:val="18"/>
               </w:rPr>
-              <w:t xml:space="preserve">Consistently and accurately explains reaction rate using collision theory throughout all sections. Clearly distinguishes between frequency of collisions and successful collisions (those meeting activation energy). Particle-level reasoning is precise, consistent, and directly tied to the thiosulfate phenomenon and all factors discussed.</w:t>
+              <w:t xml:space="preserve">Consistently explains rate differences using collision frequency, collision energy and activation energy, with clear labelled particle sketches.</w:t>
             </w:r>
           </w:p>
         </w:tc>
@@ -1929,7 +1363,7 @@
                 <w:sz w:val="18"/>
                 <w:szCs w:val="18"/>
               </w:rPr>
-              <w:t xml:space="preserve">Correctly uses collision theory in most sections. Mentions both collision frequency and activation energy/energy of collisions, though the distinction may not always be explicitly stated. Particle-level reasoning is mostly accurate with only minor gaps or imprecision.</w:t>
+              <w:t xml:space="preserve">Uses collision ideas correctly in most answers but may omit energy or activation energy, or sketches lack some labels.</w:t>
             </w:r>
           </w:p>
         </w:tc>
@@ -1961,7 +1395,7 @@
                 <w:sz w:val="18"/>
                 <w:szCs w:val="18"/>
               </w:rPr>
-              <w:t xml:space="preserve">Attempts to use collision theory but explanations are incomplete, vague, or contain misconceptions (e.g., states 'particles move faster' without connecting this to collision frequency or successful collisions). Particle-level reasoning is limited to one or two factors or is inconsistently applied.</w:t>
+              <w:t xml:space="preserve">Gives descriptions of what happened with little or no particle-level explanation, or confuses speed and number of particles.</w:t>
             </w:r>
           </w:p>
         </w:tc>
@@ -1995,7 +1429,7 @@
                 <w:sz w:val="18"/>
                 <w:szCs w:val="18"/>
               </w:rPr>
-              <w:t xml:space="preserve">Coverage and Accuracy of the Four Factors</w:t>
+              <w:t xml:space="preserve">Use of evidence from the lessons</w:t>
             </w:r>
           </w:p>
         </w:tc>
@@ -2027,7 +1461,7 @@
                 <w:sz w:val="18"/>
                 <w:szCs w:val="18"/>
               </w:rPr>
-              <w:t xml:space="preserve">All four factors (temperature, concentration, surface area, catalysts) are explained accurately and in detail. For each factor, the student clearly describes the particle-level mechanism, the direction of effect on rate, and a relevant, correctly applied Kenyan example. No factual errors are present.</w:t>
+              <w:t xml:space="preserve">Accurately uses observations from the thiosulfate cross, concentration, marble and catalyst experiments, including the 30-40 second and several-minute results.</w:t>
             </w:r>
           </w:p>
         </w:tc>
@@ -2059,7 +1493,7 @@
                 <w:sz w:val="18"/>
                 <w:szCs w:val="18"/>
               </w:rPr>
-              <w:t xml:space="preserve">All four factors are addressed and are mostly accurate. Particle-level mechanisms are described for most factors. At least two Kenyan examples are correctly applied. Minor inaccuracies or missing detail in one factor do not significantly undermine the overall explanation.</w:t>
+              <w:t xml:space="preserve">Refers to most experiments with mostly accurate details.</w:t>
             </w:r>
           </w:p>
         </w:tc>
@@ -2091,7 +1525,7 @@
                 <w:sz w:val="18"/>
                 <w:szCs w:val="18"/>
               </w:rPr>
-              <w:t xml:space="preserve">Fewer than four factors are covered, OR one or more factors contain significant factual errors (e.g., confusing concentration and surface area effects, or stating that a catalyst is 'used up' in the reaction). Kenyan examples are absent, incorrect, or not connected to the relevant factor.</w:t>
+              <w:t xml:space="preserve">Gives few or inaccurate references to the class experiments.</w:t>
             </w:r>
           </w:p>
         </w:tc>
@@ -2125,7 +1559,7 @@
                 <w:sz w:val="18"/>
                 <w:szCs w:val="18"/>
               </w:rPr>
-              <w:t xml:space="preserve">Use of Evidence from Investigations</w:t>
+              <w:t xml:space="preserve">Distinguishing between rate factors</w:t>
             </w:r>
           </w:p>
         </w:tc>
@@ -2157,7 +1591,7 @@
                 <w:sz w:val="18"/>
                 <w:szCs w:val="18"/>
               </w:rPr>
-              <w:t xml:space="preserve">Two investigations are described with specific, accurate reference to observed data trends (e.g., time values, graph shapes, direction of change). Evidence is explicitly and correctly linked to particle-level claims. The student clearly distinguishes between what was observed and the explanation of why it occurred.</w:t>
+              <w:t xml:space="preserve">Clearly separates how temperature, concentration, surface area, catalysts and light each work, including that surface area changes rate but not total product and that catalysts are not consumed.</w:t>
             </w:r>
           </w:p>
         </w:tc>
@@ -2189,7 +1623,7 @@
                 <w:sz w:val="18"/>
                 <w:szCs w:val="18"/>
               </w:rPr>
-              <w:t xml:space="preserve">Two investigations are described and evidence is linked to claims, but data references may be general rather than specific (e.g., 'the reaction was faster' without quantitative detail). The connection between evidence and particle theory is present but may lack precision in one area.</w:t>
+              <w:t xml:space="preserve">Explains most factors correctly but with some overlap or missing detail.</w:t>
             </w:r>
           </w:p>
         </w:tc>
@@ -2221,7 +1655,7 @@
                 <w:sz w:val="18"/>
                 <w:szCs w:val="18"/>
               </w:rPr>
-              <w:t xml:space="preserve">Only one investigation is described, OR descriptions are vague and not tied to specific observations or data trends. The student recounts what was done (procedure) but does not clearly connect results to particle-level explanations or reaction rate claims.</w:t>
+              <w:t xml:space="preserve">Treats the factors as the same or makes incorrect statements about them.</w:t>
             </w:r>
           </w:p>
         </w:tc>
@@ -2255,7 +1689,7 @@
                 <w:sz w:val="18"/>
                 <w:szCs w:val="18"/>
               </w:rPr>
-              <w:t xml:space="preserve">Real-Life Application to Kenyan Contexts</w:t>
+              <w:t xml:space="preserve">Application to Kenyan contexts</w:t>
             </w:r>
           </w:p>
         </w:tc>
@@ -2287,7 +1721,7 @@
                 <w:sz w:val="18"/>
                 <w:szCs w:val="18"/>
               </w:rPr>
-              <w:t xml:space="preserve">Three distinct, accurate real-life Kenyan applications are explained. Each application clearly identifies which factor is being used, how it is being controlled (increased or decreased), and the benefit to Kenyan safety, health, or productivity. Examples draw authentically on Kenyan food, agriculture, industry, or health contexts.</w:t>
+              <w:t xml:space="preserve">Applies the model accurately and creatively to dagaa drying, githeri, ugali digestion, posho milling or similar, and recognises that factors can be helpful or unhelpful.</w:t>
             </w:r>
           </w:p>
         </w:tc>
@@ -2319,7 +1753,7 @@
                 <w:sz w:val="18"/>
                 <w:szCs w:val="18"/>
               </w:rPr>
-              <w:t xml:space="preserve">At least two Kenyan applications are explained with the relevant factor identified and a clear benefit stated. A third application may be present but less fully developed. Examples are appropriate and Kenyan in context, though one may be generic rather than specifically localised.</w:t>
+              <w:t xml:space="preserve">Gives relevant Kenyan examples with a reasonable explanation.</w:t>
             </w:r>
           </w:p>
         </w:tc>
@@ -2351,7 +1785,7 @@
                 <w:sz w:val="18"/>
                 <w:szCs w:val="18"/>
               </w:rPr>
-              <w:t xml:space="preserve">Fewer than two Kenyan applications are provided, OR examples are present but do not identify the specific factor being controlled, OR the applications are not genuinely Kenyan in context (e.g., uses generic Western examples with a Kenyan name added superficially).</w:t>
+              <w:t xml:space="preserve">Examples are missing, unclear or not linked to the science.</w:t>
             </w:r>
           </w:p>
         </w:tc>
@@ -2385,7 +1819,7 @@
                 <w:sz w:val="18"/>
                 <w:szCs w:val="18"/>
               </w:rPr>
-              <w:t xml:space="preserve">Scientific Vocabulary and Communication</w:t>
+              <w:t xml:space="preserve">Scientific communication</w:t>
             </w:r>
           </w:p>
         </w:tc>
@@ -2417,7 +1851,7 @@
                 <w:sz w:val="18"/>
                 <w:szCs w:val="18"/>
               </w:rPr>
-              <w:t xml:space="preserve">Uses scientific vocabulary accurately and consistently throughout: reaction rate, collision theory, activation energy, concentration, surface area, catalyst, kinetic energy, successful collisions, frequency of collisions. Writing is clear, well-organised, and logically sequenced. A fellow student with no prior knowledge could follow the explanation from start to finish.</w:t>
+              <w:t xml:space="preserve">Writes clear, well-organised answers using correct terms such as rate, activation energy, catalyst and enzyme.</w:t>
             </w:r>
           </w:p>
         </w:tc>
@@ -2449,7 +1883,7 @@
                 <w:sz w:val="18"/>
                 <w:szCs w:val="18"/>
               </w:rPr>
-              <w:t xml:space="preserve">Most key vocabulary terms are used correctly. Occasional imprecise word choice does not obscure meaning. The explanation is generally well-organised and readable, though one or two sections may lack smooth logical flow.</w:t>
+              <w:t xml:space="preserve">Writes understandable answers with mostly correct vocabulary.</w:t>
             </w:r>
           </w:p>
         </w:tc>
@@ -2481,7 +1915,7 @@
                 <w:sz w:val="18"/>
                 <w:szCs w:val="18"/>
               </w:rPr>
-              <w:t xml:space="preserve">Scientific vocabulary is limited, missing, or used incorrectly in multiple places (e.g., using 'speed' of reaction without defining it, or misusing 'catalyst' to mean any substance that speeds things up). The explanation is difficult to follow in places, and a reader unfamiliar with the topic would struggle to understand the argument.</w:t>
+              <w:t xml:space="preserve">Answers are unclear or use few scientific terms.</w:t>
             </w:r>
           </w:p>
         </w:tc>
@@ -2605,7 +2039,7 @@
         </w:rPr>
         <w:t xml:space="preserve">© 2026 SeaVuria and ARES. This work is licensed under a </w:t>
       </w:r>
-      <w:hyperlink w:history="1" r:id="rIdtrstdenw9v92d5zorrjfy">
+      <w:hyperlink w:history="1" r:id="rIdfy5bsvfopaesrireimzbk">
         <w:r>
           <w:rPr>
             <w:rFonts w:ascii="Arial" w:cs="Arial" w:eastAsia="Arial" w:hAnsi="Arial"/>
@@ -2625,7 +2059,7 @@
         </w:rPr>
         <w:t xml:space="preserve"> (</w:t>
       </w:r>
-      <w:hyperlink w:history="1" r:id="rIdxmjaw44gy7nprw9_xbypk">
+      <w:hyperlink w:history="1" r:id="rIdn8d_tvldx_pwovqwgtbns">
         <w:r>
           <w:rPr>
             <w:rFonts w:ascii="Arial" w:cs="Arial" w:eastAsia="Arial" w:hAnsi="Arial"/>
@@ -2645,7 +2079,7 @@
         </w:rPr>
         <w:t xml:space="preserve">). To view a copy of this license, visit </w:t>
       </w:r>
-      <w:hyperlink w:history="1" r:id="rIdsvulew1xyk-vrtlynmu_3">
+      <w:hyperlink w:history="1" r:id="rIdvjq8xcynsp7bhtnjszx8c">
         <w:r>
           <w:rPr>
             <w:rFonts w:ascii="Arial" w:cs="Arial" w:eastAsia="Arial" w:hAnsi="Arial"/>

--- a/data/outputs/v2/General_Science/SS2.5_Rates_of_Reactions/General_Science_Rates_of_Reactions_FinalExplanation.docx
+++ b/data/outputs/v2/General_Science/SS2.5_Rates_of_Reactions/General_Science_Rates_of_Reactions_FinalExplanation.docx
@@ -2039,7 +2039,7 @@
         </w:rPr>
         <w:t xml:space="preserve">© 2026 SeaVuria and ARES. This work is licensed under a </w:t>
       </w:r>
-      <w:hyperlink w:history="1" r:id="rIdfy5bsvfopaesrireimzbk">
+      <w:hyperlink w:history="1" r:id="rIdwl8tuftczvek_ina7zqme">
         <w:r>
           <w:rPr>
             <w:rFonts w:ascii="Arial" w:cs="Arial" w:eastAsia="Arial" w:hAnsi="Arial"/>
@@ -2059,7 +2059,7 @@
         </w:rPr>
         <w:t xml:space="preserve"> (</w:t>
       </w:r>
-      <w:hyperlink w:history="1" r:id="rIdn8d_tvldx_pwovqwgtbns">
+      <w:hyperlink w:history="1" r:id="rIdvc0tcmeqbuvo6z9bfzvhp">
         <w:r>
           <w:rPr>
             <w:rFonts w:ascii="Arial" w:cs="Arial" w:eastAsia="Arial" w:hAnsi="Arial"/>
@@ -2079,7 +2079,7 @@
         </w:rPr>
         <w:t xml:space="preserve">). To view a copy of this license, visit </w:t>
       </w:r>
-      <w:hyperlink w:history="1" r:id="rIdvjq8xcynsp7bhtnjszx8c">
+      <w:hyperlink w:history="1" r:id="rIdacqkp30vki7dil-skrhgm">
         <w:r>
           <w:rPr>
             <w:rFonts w:ascii="Arial" w:cs="Arial" w:eastAsia="Arial" w:hAnsi="Arial"/>

--- a/data/outputs/v2/General_Science/SS2.5_Rates_of_Reactions/General_Science_Rates_of_Reactions_FinalExplanation.docx
+++ b/data/outputs/v2/General_Science/SS2.5_Rates_of_Reactions/General_Science_Rates_of_Reactions_FinalExplanation.docx
@@ -2039,7 +2039,7 @@
         </w:rPr>
         <w:t xml:space="preserve">© 2026 SeaVuria and ARES. This work is licensed under a </w:t>
       </w:r>
-      <w:hyperlink w:history="1" r:id="rIdwl8tuftczvek_ina7zqme">
+      <w:hyperlink w:history="1" r:id="rIdzmdgog7vktgcnvutsvb27">
         <w:r>
           <w:rPr>
             <w:rFonts w:ascii="Arial" w:cs="Arial" w:eastAsia="Arial" w:hAnsi="Arial"/>
@@ -2059,7 +2059,7 @@
         </w:rPr>
         <w:t xml:space="preserve"> (</w:t>
       </w:r>
-      <w:hyperlink w:history="1" r:id="rIdvc0tcmeqbuvo6z9bfzvhp">
+      <w:hyperlink w:history="1" r:id="rId1_atwdvc-rd3tzy6ok11k">
         <w:r>
           <w:rPr>
             <w:rFonts w:ascii="Arial" w:cs="Arial" w:eastAsia="Arial" w:hAnsi="Arial"/>
@@ -2079,7 +2079,7 @@
         </w:rPr>
         <w:t xml:space="preserve">). To view a copy of this license, visit </w:t>
       </w:r>
-      <w:hyperlink w:history="1" r:id="rIdacqkp30vki7dil-skrhgm">
+      <w:hyperlink w:history="1" r:id="rIdzmolqn8egbhq73ir0bqyw">
         <w:r>
           <w:rPr>
             <w:rFonts w:ascii="Arial" w:cs="Arial" w:eastAsia="Arial" w:hAnsi="Arial"/>

--- a/data/outputs/v2/General_Science/SS2.5_Rates_of_Reactions/General_Science_Rates_of_Reactions_FinalExplanation.docx
+++ b/data/outputs/v2/General_Science/SS2.5_Rates_of_Reactions/General_Science_Rates_of_Reactions_FinalExplanation.docx
@@ -2039,7 +2039,7 @@
         </w:rPr>
         <w:t xml:space="preserve">© 2026 SeaVuria and ARES. This work is licensed under a </w:t>
       </w:r>
-      <w:hyperlink w:history="1" r:id="rIdzmdgog7vktgcnvutsvb27">
+      <w:hyperlink w:history="1" r:id="rIdxabpbgjiku38-ssu955kd">
         <w:r>
           <w:rPr>
             <w:rFonts w:ascii="Arial" w:cs="Arial" w:eastAsia="Arial" w:hAnsi="Arial"/>
@@ -2059,7 +2059,7 @@
         </w:rPr>
         <w:t xml:space="preserve"> (</w:t>
       </w:r>
-      <w:hyperlink w:history="1" r:id="rId1_atwdvc-rd3tzy6ok11k">
+      <w:hyperlink w:history="1" r:id="rId-cwdvocblitddf7bf1dmr">
         <w:r>
           <w:rPr>
             <w:rFonts w:ascii="Arial" w:cs="Arial" w:eastAsia="Arial" w:hAnsi="Arial"/>
@@ -2079,7 +2079,7 @@
         </w:rPr>
         <w:t xml:space="preserve">). To view a copy of this license, visit </w:t>
       </w:r>
-      <w:hyperlink w:history="1" r:id="rIdzmolqn8egbhq73ir0bqyw">
+      <w:hyperlink w:history="1" r:id="rIdq1qu4htkasueilxold9he">
         <w:r>
           <w:rPr>
             <w:rFonts w:ascii="Arial" w:cs="Arial" w:eastAsia="Arial" w:hAnsi="Arial"/>

--- a/data/outputs/v2/General_Science/SS2.5_Rates_of_Reactions/General_Science_Rates_of_Reactions_FinalExplanation.docx
+++ b/data/outputs/v2/General_Science/SS2.5_Rates_of_Reactions/General_Science_Rates_of_Reactions_FinalExplanation.docx
@@ -95,7 +95,7 @@
                 <w:sz w:val="22"/>
                 <w:szCs w:val="22"/>
               </w:rPr>
-              <w:t xml:space="preserve">FINAL EXPLANATION: GENERAL SCIENCE GRADE 10 — SUB-STRAND 2.5 RATES OF REACTIONS: FINAL EXPLANATION</w:t>
+              <w:t xml:space="preserve">FINAL EXPLANATION: GENERAL SCIENCE GRADE 10: 2.5 RATES OF REACTIONS – FINAL EXPLANATION</w:t>
             </w:r>
           </w:p>
         </w:tc>
@@ -422,7 +422,7 @@
                 <w:sz w:val="18"/>
                 <w:szCs w:val="18"/>
               </w:rPr>
-              <w:t xml:space="preserve">Welcome to your Final Explanation! On Day 1 you watched the Disappearing Thiosulfate Cross: two beakers with the same sodium thiosulfate and dilute hydrochloric acid, one in cold water (about 10 °C, like a cool Nairobi highland morning) and one in warm water (about 50 °C, like a hot Mombasa or Kisumu afternoon). The cross under the warm beaker disappeared in about 30-40 seconds, while the cross under the cold beaker stayed visible for several minutes. Now you will use everything you learned in Lessons 1-8 to explain what happened. Write your answers in the space under each prompt. Use particle ideas (collisions, energy, activation energy) and evidence from our experiments. Use full sentences, and label any diagrams you draw. Think about our driving question: Why do some reactions happen in a flash while others take days, and how can we control their speed in Kenya?</w:t>
+              <w:t xml:space="preserve">This is your Final Explanation for the Disappearing Cross. Mwalimu Achieng's class in Nakuru County has been asking: Why do some chemical reactions happen in a flash while others take days, and how can we control the speed of reactions to make life in Kenya safer, healthier and more productive? Use your science notebook, the class data tables and your Driving Question Board (DQB) to help you. Write your answers in the space under each prompt. Use full sentences, include numbers with units where you can, and use the words particles, effective collisions and activation energy. Remember the claim, evidence and reasoning structure. In Section 3 you will use a table of results.</w:t>
             </w:r>
           </w:p>
         </w:tc>
@@ -481,7 +481,7 @@
                 <w:sz w:val="22"/>
                 <w:szCs w:val="22"/>
               </w:rPr>
-              <w:t xml:space="preserve">Part 1: Explaining the Disappearing Cross</w:t>
+              <w:t xml:space="preserve">Section 1: Explain the Disappearing Cross (Claim, Evidence, Reasoning)</w:t>
             </w:r>
           </w:p>
         </w:tc>
@@ -515,7 +515,83 @@
                 <w:sz w:val="18"/>
                 <w:szCs w:val="18"/>
               </w:rPr>
-              <w:t xml:space="preserve">Look back at the two beakers from Day 1. Both held the same chemicals in the same amounts. (a) How did you measure the speed of the reaction, and what is meant by 'rate of reaction'? (b) Use ideas about particles, collisions and energy to explain why the cross under the warm beaker (about 50 °C) disappeared in about 30-40 seconds while the cross under the cold beaker (about 10 °C) stayed visible for several minutes. Include a labelled particle sketch of both beakers.</w:t>
+              <w:t xml:space="preserve">In the anchor demonstration, 10 cm3 of 1.0 mol/dm3 hydrochloric acid was put in each of two beakers and 50 cm3 of 0.15 mol/dm3 sodium thiosulfate was added. Beaker A was at 10 C and Beaker B was at 50 C. The black cross disappeared at 35 s in one beaker and at 270 s in the other.</w:t>
+            </w:r>
+          </w:p>
+          <w:p>
+            <w:pPr>
+              <w:spacing w:after="40" w:before="0"/>
+              <w:jc w:val="left"/>
+            </w:pPr>
+            <w:r>
+              <w:rPr>
+                <w:rFonts w:ascii="Arial" w:cs="Arial" w:eastAsia="Arial" w:hAnsi="Arial"/>
+                <w:b/>
+                <w:bCs/>
+                <w:i w:val="false"/>
+                <w:iCs w:val="false"/>
+                <w:color w:val="000000"/>
+                <w:sz w:val="18"/>
+                <w:szCs w:val="18"/>
+              </w:rPr>
+              <w:t xml:space="preserve">(a) Write a CLAIM that answers Wanjiru's question: why did one beaker reach the end point faster than the other?</w:t>
+            </w:r>
+          </w:p>
+          <w:p>
+            <w:pPr>
+              <w:spacing w:after="40" w:before="0"/>
+              <w:jc w:val="left"/>
+            </w:pPr>
+            <w:r>
+              <w:rPr>
+                <w:rFonts w:ascii="Arial" w:cs="Arial" w:eastAsia="Arial" w:hAnsi="Arial"/>
+                <w:b/>
+                <w:bCs/>
+                <w:i w:val="false"/>
+                <w:iCs w:val="false"/>
+                <w:color w:val="000000"/>
+                <w:sz w:val="18"/>
+                <w:szCs w:val="18"/>
+              </w:rPr>
+              <w:t xml:space="preserve">(b) Give EVIDENCE from the demo: the times, how many times faster, and the rate for each beaker using rate = 1/t.</w:t>
+            </w:r>
+          </w:p>
+          <w:p>
+            <w:pPr>
+              <w:spacing w:after="40" w:before="0"/>
+              <w:jc w:val="left"/>
+            </w:pPr>
+            <w:r>
+              <w:rPr>
+                <w:rFonts w:ascii="Arial" w:cs="Arial" w:eastAsia="Arial" w:hAnsi="Arial"/>
+                <w:b/>
+                <w:bCs/>
+                <w:i w:val="false"/>
+                <w:iCs w:val="false"/>
+                <w:color w:val="000000"/>
+                <w:sz w:val="18"/>
+                <w:szCs w:val="18"/>
+              </w:rPr>
+              <w:t xml:space="preserve">(c) Write your REASONING using particles, collisions, kinetic energy and activation energy.</w:t>
+            </w:r>
+          </w:p>
+          <w:p>
+            <w:pPr>
+              <w:spacing w:after="40" w:before="0"/>
+              <w:jc w:val="left"/>
+            </w:pPr>
+            <w:r>
+              <w:rPr>
+                <w:rFonts w:ascii="Arial" w:cs="Arial" w:eastAsia="Arial" w:hAnsi="Arial"/>
+                <w:b/>
+                <w:bCs/>
+                <w:i w:val="false"/>
+                <w:iCs w:val="false"/>
+                <w:color w:val="000000"/>
+                <w:sz w:val="18"/>
+                <w:szCs w:val="18"/>
+              </w:rPr>
+              <w:t xml:space="preserve">(d) State what was the same in both beakers, and what you can say about the amount of sulfur made at the end.</w:t>
             </w:r>
           </w:p>
         </w:tc>
@@ -611,7 +687,7 @@
                 <w:sz w:val="22"/>
                 <w:szCs w:val="22"/>
               </w:rPr>
-              <w:t xml:space="preserve">Part 2: Concentration and Surface Area</w:t>
+              <w:t xml:space="preserve">Section 2: Fair Testing and Measuring Rate</w:t>
             </w:r>
           </w:p>
         </w:tc>
@@ -645,7 +721,83 @@
                 <w:sz w:val="18"/>
                 <w:szCs w:val="18"/>
               </w:rPr>
-              <w:t xml:space="preserve">In Lessons 3-5 you investigated concentration (diluting sodium thiosulfate to 100%, 75%, 50% and 25%) and surface area (large marble chips, small chips and powder with dilute HCl). (a) Describe the pattern you found for each factor, with the evidence that supports it. (b) Explain each pattern using collision ideas. (c) In the marble experiment all three flasks finally lost the same total mass. What does this tell you about what surface area changes and what it does not change?</w:t>
+              <w:t xml:space="preserve">Amina wants to test whether temperature changes the rate, using the cross method.</w:t>
+            </w:r>
+          </w:p>
+          <w:p>
+            <w:pPr>
+              <w:spacing w:after="40" w:before="0"/>
+              <w:jc w:val="left"/>
+            </w:pPr>
+            <w:r>
+              <w:rPr>
+                <w:rFonts w:ascii="Arial" w:cs="Arial" w:eastAsia="Arial" w:hAnsi="Arial"/>
+                <w:b/>
+                <w:bCs/>
+                <w:i w:val="false"/>
+                <w:iCs w:val="false"/>
+                <w:color w:val="000000"/>
+                <w:sz w:val="18"/>
+                <w:szCs w:val="18"/>
+              </w:rPr>
+              <w:t xml:space="preserve">(a) Name the independent variable, the dependent variable and at least three control variables for her test.</w:t>
+            </w:r>
+          </w:p>
+          <w:p>
+            <w:pPr>
+              <w:spacing w:after="40" w:before="0"/>
+              <w:jc w:val="left"/>
+            </w:pPr>
+            <w:r>
+              <w:rPr>
+                <w:rFonts w:ascii="Arial" w:cs="Arial" w:eastAsia="Arial" w:hAnsi="Arial"/>
+                <w:b/>
+                <w:bCs/>
+                <w:i w:val="false"/>
+                <w:iCs w:val="false"/>
+                <w:color w:val="000000"/>
+                <w:sz w:val="18"/>
+                <w:szCs w:val="18"/>
+              </w:rPr>
+              <w:t xml:space="preserve">(b) Amina says: 'I will use a different observer and a bigger beaker for the hot test, because it is faster anyway.' Explain why this plan is not a fair test.</w:t>
+            </w:r>
+          </w:p>
+          <w:p>
+            <w:pPr>
+              <w:spacing w:after="40" w:before="0"/>
+              <w:jc w:val="left"/>
+            </w:pPr>
+            <w:r>
+              <w:rPr>
+                <w:rFonts w:ascii="Arial" w:cs="Arial" w:eastAsia="Arial" w:hAnsi="Arial"/>
+                <w:b/>
+                <w:bCs/>
+                <w:i w:val="false"/>
+                <w:iCs w:val="false"/>
+                <w:color w:val="000000"/>
+                <w:sz w:val="18"/>
+                <w:szCs w:val="18"/>
+              </w:rPr>
+              <w:t xml:space="preserve">(c) Explain why a shorter time for the cross to disappear gives a bigger rate.</w:t>
+            </w:r>
+          </w:p>
+          <w:p>
+            <w:pPr>
+              <w:spacing w:after="40" w:before="0"/>
+              <w:jc w:val="left"/>
+            </w:pPr>
+            <w:r>
+              <w:rPr>
+                <w:rFonts w:ascii="Arial" w:cs="Arial" w:eastAsia="Arial" w:hAnsi="Arial"/>
+                <w:b/>
+                <w:bCs/>
+                <w:i w:val="false"/>
+                <w:iCs w:val="false"/>
+                <w:color w:val="000000"/>
+                <w:sz w:val="18"/>
+                <w:szCs w:val="18"/>
+              </w:rPr>
+              <w:t xml:space="preserve">(d) Name two other ways, besides the time for a precipitate to hide a cross, that the rate of a reaction can be measured.</w:t>
             </w:r>
           </w:p>
         </w:tc>
@@ -741,7 +893,7 @@
                 <w:sz w:val="22"/>
                 <w:szCs w:val="22"/>
               </w:rPr>
-              <w:t xml:space="preserve">Part 3: Catalysts and Light</w:t>
+              <w:t xml:space="preserve">Section 3: Using Evidence from the Tables</w:t>
             </w:r>
           </w:p>
         </w:tc>
@@ -775,7 +927,1291 @@
                 <w:sz w:val="18"/>
                 <w:szCs w:val="18"/>
               </w:rPr>
-              <w:t xml:space="preserve">In Lessons 6 and 7 you tested fresh liver, boiled liver and sand with hydrogen peroxide, and you tested manganese dioxide (MnO2) and light on reactions. (a) What did you observe in these tests, and what evidence showed that MnO2 is a catalyst? (b) Explain how a catalyst speeds up a reaction, and say how this is different from the way concentration and surface area work. (c) Why did boiled liver not work? (d) How does light speed up some reactions?</w:t>
+              <w:t xml:space="preserve">Here is the class-mean data from Lessons 3 and 4. All used 10 cm3 of 1.0 mol/dm3 HCl and a total thiosulfate volume of 50 cm3.</w:t>
+            </w:r>
+          </w:p>
+          <w:p>
+            <w:pPr>
+              <w:spacing w:after="40" w:before="0"/>
+              <w:jc w:val="left"/>
+            </w:pPr>
+            <w:r>
+              <w:rPr>
+                <w:rFonts w:ascii="Arial" w:cs="Arial" w:eastAsia="Arial" w:hAnsi="Arial"/>
+                <w:b/>
+                <w:bCs/>
+                <w:i w:val="false"/>
+                <w:iCs w:val="false"/>
+                <w:color w:val="000000"/>
+                <w:sz w:val="18"/>
+                <w:szCs w:val="18"/>
+              </w:rPr>
+              <w:t xml:space="preserve"/>
+            </w:r>
+          </w:p>
+          <w:p>
+            <w:pPr>
+              <w:spacing w:after="40" w:before="0"/>
+              <w:jc w:val="left"/>
+            </w:pPr>
+            <w:r>
+              <w:rPr>
+                <w:rFonts w:ascii="Arial" w:cs="Arial" w:eastAsia="Arial" w:hAnsi="Arial"/>
+                <w:b/>
+                <w:bCs/>
+                <w:i w:val="false"/>
+                <w:iCs w:val="false"/>
+                <w:color w:val="000000"/>
+                <w:sz w:val="18"/>
+                <w:szCs w:val="18"/>
+              </w:rPr>
+              <w:t xml:space="preserve">Temperature test (0.15 mol/dm3 thiosulfate):</w:t>
+            </w:r>
+          </w:p>
+          <w:p>
+            <w:pPr>
+              <w:spacing w:after="40" w:before="0"/>
+              <w:jc w:val="left"/>
+            </w:pPr>
+            <w:r>
+              <w:rPr>
+                <w:rFonts w:ascii="Arial" w:cs="Arial" w:eastAsia="Arial" w:hAnsi="Arial"/>
+                <w:b/>
+                <w:bCs/>
+                <w:i w:val="false"/>
+                <w:iCs w:val="false"/>
+                <w:color w:val="000000"/>
+                <w:sz w:val="18"/>
+                <w:szCs w:val="18"/>
+              </w:rPr>
+              <w:t xml:space="preserve"/>
+            </w:r>
+          </w:p>
+          <w:tbl>
+            <w:tblPr>
+              <w:tblW w:type="dxa" w:w="13320"/>
+              <w:tblBorders>
+                <w:top w:val="single" w:color="AAAAAA" w:sz="4"/>
+                <w:left w:val="single" w:color="AAAAAA" w:sz="4"/>
+                <w:bottom w:val="single" w:color="AAAAAA" w:sz="4"/>
+                <w:right w:val="single" w:color="AAAAAA" w:sz="4"/>
+                <w:insideH w:val="single" w:color="auto" w:sz="4"/>
+                <w:insideV w:val="single" w:color="auto" w:sz="4"/>
+              </w:tblBorders>
+              <w:tblLayout w:type="fixed"/>
+            </w:tblPr>
+            <w:tblGrid>
+              <w:gridCol w:w="4440"/>
+              <w:gridCol w:w="4440"/>
+              <w:gridCol w:w="4440"/>
+            </w:tblGrid>
+            <w:tr>
+              <w:tc>
+                <w:tcPr>
+                  <w:tcW w:type="dxa" w:w="4440"/>
+                  <w:shd w:fill="D5E8F0" w:color="auto" w:val="clear"/>
+                  <w:tcMar>
+                    <w:top w:type="dxa" w:w="60"/>
+                    <w:left w:type="dxa" w:w="120"/>
+                    <w:bottom w:type="dxa" w:w="60"/>
+                    <w:right w:type="dxa" w:w="120"/>
+                  </w:tcMar>
+                  <w:vAlign w:val="top"/>
+                </w:tcPr>
+                <w:p>
+                  <w:pPr>
+                    <w:spacing w:after="40" w:before="0"/>
+                    <w:jc w:val="left"/>
+                  </w:pPr>
+                  <w:r>
+                    <w:rPr>
+                      <w:rFonts w:ascii="Arial" w:cs="Arial" w:eastAsia="Arial" w:hAnsi="Arial"/>
+                      <w:b/>
+                      <w:bCs/>
+                      <w:i w:val="false"/>
+                      <w:iCs w:val="false"/>
+                      <w:color w:val="000000"/>
+                      <w:sz w:val="18"/>
+                      <w:szCs w:val="18"/>
+                    </w:rPr>
+                    <w:t xml:space="preserve">Temperature (C)</w:t>
+                  </w:r>
+                </w:p>
+              </w:tc>
+              <w:tc>
+                <w:tcPr>
+                  <w:tcW w:type="dxa" w:w="4440"/>
+                  <w:shd w:fill="D5E8F0" w:color="auto" w:val="clear"/>
+                  <w:tcMar>
+                    <w:top w:type="dxa" w:w="60"/>
+                    <w:left w:type="dxa" w:w="120"/>
+                    <w:bottom w:type="dxa" w:w="60"/>
+                    <w:right w:type="dxa" w:w="120"/>
+                  </w:tcMar>
+                  <w:vAlign w:val="top"/>
+                </w:tcPr>
+                <w:p>
+                  <w:pPr>
+                    <w:spacing w:after="40" w:before="0"/>
+                    <w:jc w:val="left"/>
+                  </w:pPr>
+                  <w:r>
+                    <w:rPr>
+                      <w:rFonts w:ascii="Arial" w:cs="Arial" w:eastAsia="Arial" w:hAnsi="Arial"/>
+                      <w:b/>
+                      <w:bCs/>
+                      <w:i w:val="false"/>
+                      <w:iCs w:val="false"/>
+                      <w:color w:val="000000"/>
+                      <w:sz w:val="18"/>
+                      <w:szCs w:val="18"/>
+                    </w:rPr>
+                    <w:t xml:space="preserve">Time for cross to disappear (s)</w:t>
+                  </w:r>
+                </w:p>
+              </w:tc>
+              <w:tc>
+                <w:tcPr>
+                  <w:tcW w:type="dxa" w:w="4440"/>
+                  <w:shd w:fill="D5E8F0" w:color="auto" w:val="clear"/>
+                  <w:tcMar>
+                    <w:top w:type="dxa" w:w="60"/>
+                    <w:left w:type="dxa" w:w="120"/>
+                    <w:bottom w:type="dxa" w:w="60"/>
+                    <w:right w:type="dxa" w:w="120"/>
+                  </w:tcMar>
+                  <w:vAlign w:val="top"/>
+                </w:tcPr>
+                <w:p>
+                  <w:pPr>
+                    <w:spacing w:after="40" w:before="0"/>
+                    <w:jc w:val="left"/>
+                  </w:pPr>
+                  <w:r>
+                    <w:rPr>
+                      <w:rFonts w:ascii="Arial" w:cs="Arial" w:eastAsia="Arial" w:hAnsi="Arial"/>
+                      <w:b/>
+                      <w:bCs/>
+                      <w:i w:val="false"/>
+                      <w:iCs w:val="false"/>
+                      <w:color w:val="000000"/>
+                      <w:sz w:val="18"/>
+                      <w:szCs w:val="18"/>
+                    </w:rPr>
+                    <w:t xml:space="preserve">Rate (x10^-3 s^-1)</w:t>
+                  </w:r>
+                </w:p>
+              </w:tc>
+            </w:tr>
+            <w:tr>
+              <w:tc>
+                <w:tcPr>
+                  <w:tcW w:type="dxa" w:w="4440"/>
+                  <w:shd w:fill="FFFFFF" w:color="auto" w:val="clear"/>
+                  <w:tcMar>
+                    <w:top w:type="dxa" w:w="60"/>
+                    <w:left w:type="dxa" w:w="120"/>
+                    <w:bottom w:type="dxa" w:w="60"/>
+                    <w:right w:type="dxa" w:w="120"/>
+                  </w:tcMar>
+                  <w:vAlign w:val="top"/>
+                </w:tcPr>
+                <w:p>
+                  <w:pPr>
+                    <w:spacing w:after="40" w:before="0"/>
+                    <w:jc w:val="left"/>
+                  </w:pPr>
+                  <w:r>
+                    <w:rPr>
+                      <w:rFonts w:ascii="Arial" w:cs="Arial" w:eastAsia="Arial" w:hAnsi="Arial"/>
+                      <w:b w:val="false"/>
+                      <w:bCs w:val="false"/>
+                      <w:i w:val="false"/>
+                      <w:iCs w:val="false"/>
+                      <w:color w:val="000000"/>
+                      <w:sz w:val="18"/>
+                      <w:szCs w:val="18"/>
+                    </w:rPr>
+                    <w:t xml:space="preserve">10</w:t>
+                  </w:r>
+                </w:p>
+              </w:tc>
+              <w:tc>
+                <w:tcPr>
+                  <w:tcW w:type="dxa" w:w="4440"/>
+                  <w:shd w:fill="FFFFFF" w:color="auto" w:val="clear"/>
+                  <w:tcMar>
+                    <w:top w:type="dxa" w:w="60"/>
+                    <w:left w:type="dxa" w:w="120"/>
+                    <w:bottom w:type="dxa" w:w="60"/>
+                    <w:right w:type="dxa" w:w="120"/>
+                  </w:tcMar>
+                  <w:vAlign w:val="top"/>
+                </w:tcPr>
+                <w:p>
+                  <w:pPr>
+                    <w:spacing w:after="40" w:before="0"/>
+                    <w:jc w:val="left"/>
+                  </w:pPr>
+                  <w:r>
+                    <w:rPr>
+                      <w:rFonts w:ascii="Arial" w:cs="Arial" w:eastAsia="Arial" w:hAnsi="Arial"/>
+                      <w:b w:val="false"/>
+                      <w:bCs w:val="false"/>
+                      <w:i w:val="false"/>
+                      <w:iCs w:val="false"/>
+                      <w:color w:val="000000"/>
+                      <w:sz w:val="18"/>
+                      <w:szCs w:val="18"/>
+                    </w:rPr>
+                    <w:t xml:space="preserve">270</w:t>
+                  </w:r>
+                </w:p>
+              </w:tc>
+              <w:tc>
+                <w:tcPr>
+                  <w:tcW w:type="dxa" w:w="4440"/>
+                  <w:shd w:fill="FFFFFF" w:color="auto" w:val="clear"/>
+                  <w:tcMar>
+                    <w:top w:type="dxa" w:w="60"/>
+                    <w:left w:type="dxa" w:w="120"/>
+                    <w:bottom w:type="dxa" w:w="60"/>
+                    <w:right w:type="dxa" w:w="120"/>
+                  </w:tcMar>
+                  <w:vAlign w:val="top"/>
+                </w:tcPr>
+                <w:p>
+                  <w:pPr>
+                    <w:spacing w:after="40" w:before="0"/>
+                    <w:jc w:val="left"/>
+                  </w:pPr>
+                  <w:r>
+                    <w:rPr>
+                      <w:rFonts w:ascii="Arial" w:cs="Arial" w:eastAsia="Arial" w:hAnsi="Arial"/>
+                      <w:b w:val="false"/>
+                      <w:bCs w:val="false"/>
+                      <w:i w:val="false"/>
+                      <w:iCs w:val="false"/>
+                      <w:color w:val="000000"/>
+                      <w:sz w:val="18"/>
+                      <w:szCs w:val="18"/>
+                    </w:rPr>
+                    <w:t xml:space="preserve">3.7</w:t>
+                  </w:r>
+                </w:p>
+              </w:tc>
+            </w:tr>
+            <w:tr>
+              <w:tc>
+                <w:tcPr>
+                  <w:tcW w:type="dxa" w:w="4440"/>
+                  <w:shd w:fill="FFFFFF" w:color="auto" w:val="clear"/>
+                  <w:tcMar>
+                    <w:top w:type="dxa" w:w="60"/>
+                    <w:left w:type="dxa" w:w="120"/>
+                    <w:bottom w:type="dxa" w:w="60"/>
+                    <w:right w:type="dxa" w:w="120"/>
+                  </w:tcMar>
+                  <w:vAlign w:val="top"/>
+                </w:tcPr>
+                <w:p>
+                  <w:pPr>
+                    <w:spacing w:after="40" w:before="0"/>
+                    <w:jc w:val="left"/>
+                  </w:pPr>
+                  <w:r>
+                    <w:rPr>
+                      <w:rFonts w:ascii="Arial" w:cs="Arial" w:eastAsia="Arial" w:hAnsi="Arial"/>
+                      <w:b w:val="false"/>
+                      <w:bCs w:val="false"/>
+                      <w:i w:val="false"/>
+                      <w:iCs w:val="false"/>
+                      <w:color w:val="000000"/>
+                      <w:sz w:val="18"/>
+                      <w:szCs w:val="18"/>
+                    </w:rPr>
+                    <w:t xml:space="preserve">25</w:t>
+                  </w:r>
+                </w:p>
+              </w:tc>
+              <w:tc>
+                <w:tcPr>
+                  <w:tcW w:type="dxa" w:w="4440"/>
+                  <w:shd w:fill="FFFFFF" w:color="auto" w:val="clear"/>
+                  <w:tcMar>
+                    <w:top w:type="dxa" w:w="60"/>
+                    <w:left w:type="dxa" w:w="120"/>
+                    <w:bottom w:type="dxa" w:w="60"/>
+                    <w:right w:type="dxa" w:w="120"/>
+                  </w:tcMar>
+                  <w:vAlign w:val="top"/>
+                </w:tcPr>
+                <w:p>
+                  <w:pPr>
+                    <w:spacing w:after="40" w:before="0"/>
+                    <w:jc w:val="left"/>
+                  </w:pPr>
+                  <w:r>
+                    <w:rPr>
+                      <w:rFonts w:ascii="Arial" w:cs="Arial" w:eastAsia="Arial" w:hAnsi="Arial"/>
+                      <w:b w:val="false"/>
+                      <w:bCs w:val="false"/>
+                      <w:i w:val="false"/>
+                      <w:iCs w:val="false"/>
+                      <w:color w:val="000000"/>
+                      <w:sz w:val="18"/>
+                      <w:szCs w:val="18"/>
+                    </w:rPr>
+                    <w:t xml:space="preserve">110</w:t>
+                  </w:r>
+                </w:p>
+              </w:tc>
+              <w:tc>
+                <w:tcPr>
+                  <w:tcW w:type="dxa" w:w="4440"/>
+                  <w:shd w:fill="FFFFFF" w:color="auto" w:val="clear"/>
+                  <w:tcMar>
+                    <w:top w:type="dxa" w:w="60"/>
+                    <w:left w:type="dxa" w:w="120"/>
+                    <w:bottom w:type="dxa" w:w="60"/>
+                    <w:right w:type="dxa" w:w="120"/>
+                  </w:tcMar>
+                  <w:vAlign w:val="top"/>
+                </w:tcPr>
+                <w:p>
+                  <w:pPr>
+                    <w:spacing w:after="40" w:before="0"/>
+                    <w:jc w:val="left"/>
+                  </w:pPr>
+                  <w:r>
+                    <w:rPr>
+                      <w:rFonts w:ascii="Arial" w:cs="Arial" w:eastAsia="Arial" w:hAnsi="Arial"/>
+                      <w:b w:val="false"/>
+                      <w:bCs w:val="false"/>
+                      <w:i w:val="false"/>
+                      <w:iCs w:val="false"/>
+                      <w:color w:val="000000"/>
+                      <w:sz w:val="18"/>
+                      <w:szCs w:val="18"/>
+                    </w:rPr>
+                    <w:t xml:space="preserve">9.1</w:t>
+                  </w:r>
+                </w:p>
+              </w:tc>
+            </w:tr>
+            <w:tr>
+              <w:tc>
+                <w:tcPr>
+                  <w:tcW w:type="dxa" w:w="4440"/>
+                  <w:shd w:fill="FFFFFF" w:color="auto" w:val="clear"/>
+                  <w:tcMar>
+                    <w:top w:type="dxa" w:w="60"/>
+                    <w:left w:type="dxa" w:w="120"/>
+                    <w:bottom w:type="dxa" w:w="60"/>
+                    <w:right w:type="dxa" w:w="120"/>
+                  </w:tcMar>
+                  <w:vAlign w:val="top"/>
+                </w:tcPr>
+                <w:p>
+                  <w:pPr>
+                    <w:spacing w:after="40" w:before="0"/>
+                    <w:jc w:val="left"/>
+                  </w:pPr>
+                  <w:r>
+                    <w:rPr>
+                      <w:rFonts w:ascii="Arial" w:cs="Arial" w:eastAsia="Arial" w:hAnsi="Arial"/>
+                      <w:b w:val="false"/>
+                      <w:bCs w:val="false"/>
+                      <w:i w:val="false"/>
+                      <w:iCs w:val="false"/>
+                      <w:color w:val="000000"/>
+                      <w:sz w:val="18"/>
+                      <w:szCs w:val="18"/>
+                    </w:rPr>
+                    <w:t xml:space="preserve">40</w:t>
+                  </w:r>
+                </w:p>
+              </w:tc>
+              <w:tc>
+                <w:tcPr>
+                  <w:tcW w:type="dxa" w:w="4440"/>
+                  <w:shd w:fill="FFFFFF" w:color="auto" w:val="clear"/>
+                  <w:tcMar>
+                    <w:top w:type="dxa" w:w="60"/>
+                    <w:left w:type="dxa" w:w="120"/>
+                    <w:bottom w:type="dxa" w:w="60"/>
+                    <w:right w:type="dxa" w:w="120"/>
+                  </w:tcMar>
+                  <w:vAlign w:val="top"/>
+                </w:tcPr>
+                <w:p>
+                  <w:pPr>
+                    <w:spacing w:after="40" w:before="0"/>
+                    <w:jc w:val="left"/>
+                  </w:pPr>
+                  <w:r>
+                    <w:rPr>
+                      <w:rFonts w:ascii="Arial" w:cs="Arial" w:eastAsia="Arial" w:hAnsi="Arial"/>
+                      <w:b w:val="false"/>
+                      <w:bCs w:val="false"/>
+                      <w:i w:val="false"/>
+                      <w:iCs w:val="false"/>
+                      <w:color w:val="000000"/>
+                      <w:sz w:val="18"/>
+                      <w:szCs w:val="18"/>
+                    </w:rPr>
+                    <w:t xml:space="preserve">52</w:t>
+                  </w:r>
+                </w:p>
+              </w:tc>
+              <w:tc>
+                <w:tcPr>
+                  <w:tcW w:type="dxa" w:w="4440"/>
+                  <w:shd w:fill="FFFFFF" w:color="auto" w:val="clear"/>
+                  <w:tcMar>
+                    <w:top w:type="dxa" w:w="60"/>
+                    <w:left w:type="dxa" w:w="120"/>
+                    <w:bottom w:type="dxa" w:w="60"/>
+                    <w:right w:type="dxa" w:w="120"/>
+                  </w:tcMar>
+                  <w:vAlign w:val="top"/>
+                </w:tcPr>
+                <w:p>
+                  <w:pPr>
+                    <w:spacing w:after="40" w:before="0"/>
+                    <w:jc w:val="left"/>
+                  </w:pPr>
+                  <w:r>
+                    <w:rPr>
+                      <w:rFonts w:ascii="Arial" w:cs="Arial" w:eastAsia="Arial" w:hAnsi="Arial"/>
+                      <w:b w:val="false"/>
+                      <w:bCs w:val="false"/>
+                      <w:i w:val="false"/>
+                      <w:iCs w:val="false"/>
+                      <w:color w:val="000000"/>
+                      <w:sz w:val="18"/>
+                      <w:szCs w:val="18"/>
+                    </w:rPr>
+                    <w:t xml:space="preserve">19.2</w:t>
+                  </w:r>
+                </w:p>
+              </w:tc>
+            </w:tr>
+            <w:tr>
+              <w:tc>
+                <w:tcPr>
+                  <w:tcW w:type="dxa" w:w="4440"/>
+                  <w:shd w:fill="FFFFFF" w:color="auto" w:val="clear"/>
+                  <w:tcMar>
+                    <w:top w:type="dxa" w:w="60"/>
+                    <w:left w:type="dxa" w:w="120"/>
+                    <w:bottom w:type="dxa" w:w="60"/>
+                    <w:right w:type="dxa" w:w="120"/>
+                  </w:tcMar>
+                  <w:vAlign w:val="top"/>
+                </w:tcPr>
+                <w:p>
+                  <w:pPr>
+                    <w:spacing w:after="40" w:before="0"/>
+                    <w:jc w:val="left"/>
+                  </w:pPr>
+                  <w:r>
+                    <w:rPr>
+                      <w:rFonts w:ascii="Arial" w:cs="Arial" w:eastAsia="Arial" w:hAnsi="Arial"/>
+                      <w:b w:val="false"/>
+                      <w:bCs w:val="false"/>
+                      <w:i w:val="false"/>
+                      <w:iCs w:val="false"/>
+                      <w:color w:val="000000"/>
+                      <w:sz w:val="18"/>
+                      <w:szCs w:val="18"/>
+                    </w:rPr>
+                    <w:t xml:space="preserve">55</w:t>
+                  </w:r>
+                </w:p>
+              </w:tc>
+              <w:tc>
+                <w:tcPr>
+                  <w:tcW w:type="dxa" w:w="4440"/>
+                  <w:shd w:fill="FFFFFF" w:color="auto" w:val="clear"/>
+                  <w:tcMar>
+                    <w:top w:type="dxa" w:w="60"/>
+                    <w:left w:type="dxa" w:w="120"/>
+                    <w:bottom w:type="dxa" w:w="60"/>
+                    <w:right w:type="dxa" w:w="120"/>
+                  </w:tcMar>
+                  <w:vAlign w:val="top"/>
+                </w:tcPr>
+                <w:p>
+                  <w:pPr>
+                    <w:spacing w:after="40" w:before="0"/>
+                    <w:jc w:val="left"/>
+                  </w:pPr>
+                  <w:r>
+                    <w:rPr>
+                      <w:rFonts w:ascii="Arial" w:cs="Arial" w:eastAsia="Arial" w:hAnsi="Arial"/>
+                      <w:b w:val="false"/>
+                      <w:bCs w:val="false"/>
+                      <w:i w:val="false"/>
+                      <w:iCs w:val="false"/>
+                      <w:color w:val="000000"/>
+                      <w:sz w:val="18"/>
+                      <w:szCs w:val="18"/>
+                    </w:rPr>
+                    <w:t xml:space="preserve">26</w:t>
+                  </w:r>
+                </w:p>
+              </w:tc>
+              <w:tc>
+                <w:tcPr>
+                  <w:tcW w:type="dxa" w:w="4440"/>
+                  <w:shd w:fill="FFFFFF" w:color="auto" w:val="clear"/>
+                  <w:tcMar>
+                    <w:top w:type="dxa" w:w="60"/>
+                    <w:left w:type="dxa" w:w="120"/>
+                    <w:bottom w:type="dxa" w:w="60"/>
+                    <w:right w:type="dxa" w:w="120"/>
+                  </w:tcMar>
+                  <w:vAlign w:val="top"/>
+                </w:tcPr>
+                <w:p>
+                  <w:pPr>
+                    <w:spacing w:after="40" w:before="0"/>
+                    <w:jc w:val="left"/>
+                  </w:pPr>
+                  <w:r>
+                    <w:rPr>
+                      <w:rFonts w:ascii="Arial" w:cs="Arial" w:eastAsia="Arial" w:hAnsi="Arial"/>
+                      <w:b w:val="false"/>
+                      <w:bCs w:val="false"/>
+                      <w:i w:val="false"/>
+                      <w:iCs w:val="false"/>
+                      <w:color w:val="000000"/>
+                      <w:sz w:val="18"/>
+                      <w:szCs w:val="18"/>
+                    </w:rPr>
+                    <w:t xml:space="preserve">38.5</w:t>
+                  </w:r>
+                </w:p>
+              </w:tc>
+            </w:tr>
+          </w:tbl>
+          <w:p>
+            <w:pPr>
+              <w:spacing w:after="60" w:before="0"/>
+              <w:jc w:val="left"/>
+            </w:pPr>
+            <w:r>
+              <w:rPr>
+                <w:rFonts w:ascii="Arial" w:cs="Arial" w:eastAsia="Arial" w:hAnsi="Arial"/>
+                <w:b w:val="false"/>
+                <w:bCs w:val="false"/>
+                <w:i w:val="false"/>
+                <w:iCs w:val="false"/>
+                <w:color w:val="000000"/>
+                <w:sz w:val="18"/>
+                <w:szCs w:val="18"/>
+              </w:rPr>
+              <w:t xml:space="preserve"/>
+            </w:r>
+          </w:p>
+          <w:p>
+            <w:pPr>
+              <w:spacing w:after="40" w:before="0"/>
+              <w:jc w:val="left"/>
+            </w:pPr>
+            <w:r>
+              <w:rPr>
+                <w:rFonts w:ascii="Arial" w:cs="Arial" w:eastAsia="Arial" w:hAnsi="Arial"/>
+                <w:b/>
+                <w:bCs/>
+                <w:i w:val="false"/>
+                <w:iCs w:val="false"/>
+                <w:color w:val="000000"/>
+                <w:sz w:val="18"/>
+                <w:szCs w:val="18"/>
+              </w:rPr>
+              <w:t xml:space="preserve"/>
+            </w:r>
+          </w:p>
+          <w:p>
+            <w:pPr>
+              <w:spacing w:after="40" w:before="0"/>
+              <w:jc w:val="left"/>
+            </w:pPr>
+            <w:r>
+              <w:rPr>
+                <w:rFonts w:ascii="Arial" w:cs="Arial" w:eastAsia="Arial" w:hAnsi="Arial"/>
+                <w:b/>
+                <w:bCs/>
+                <w:i w:val="false"/>
+                <w:iCs w:val="false"/>
+                <w:color w:val="000000"/>
+                <w:sz w:val="18"/>
+                <w:szCs w:val="18"/>
+              </w:rPr>
+              <w:t xml:space="preserve">Concentration test (all at 25 C):</w:t>
+            </w:r>
+          </w:p>
+          <w:p>
+            <w:pPr>
+              <w:spacing w:after="40" w:before="0"/>
+              <w:jc w:val="left"/>
+            </w:pPr>
+            <w:r>
+              <w:rPr>
+                <w:rFonts w:ascii="Arial" w:cs="Arial" w:eastAsia="Arial" w:hAnsi="Arial"/>
+                <w:b/>
+                <w:bCs/>
+                <w:i w:val="false"/>
+                <w:iCs w:val="false"/>
+                <w:color w:val="000000"/>
+                <w:sz w:val="18"/>
+                <w:szCs w:val="18"/>
+              </w:rPr>
+              <w:t xml:space="preserve"/>
+            </w:r>
+          </w:p>
+          <w:tbl>
+            <w:tblPr>
+              <w:tblW w:type="dxa" w:w="13320"/>
+              <w:tblBorders>
+                <w:top w:val="single" w:color="AAAAAA" w:sz="4"/>
+                <w:left w:val="single" w:color="AAAAAA" w:sz="4"/>
+                <w:bottom w:val="single" w:color="AAAAAA" w:sz="4"/>
+                <w:right w:val="single" w:color="AAAAAA" w:sz="4"/>
+                <w:insideH w:val="single" w:color="auto" w:sz="4"/>
+                <w:insideV w:val="single" w:color="auto" w:sz="4"/>
+              </w:tblBorders>
+              <w:tblLayout w:type="fixed"/>
+            </w:tblPr>
+            <w:tblGrid>
+              <w:gridCol w:w="4440"/>
+              <w:gridCol w:w="4440"/>
+              <w:gridCol w:w="4440"/>
+            </w:tblGrid>
+            <w:tr>
+              <w:tc>
+                <w:tcPr>
+                  <w:tcW w:type="dxa" w:w="4440"/>
+                  <w:shd w:fill="D5E8F0" w:color="auto" w:val="clear"/>
+                  <w:tcMar>
+                    <w:top w:type="dxa" w:w="60"/>
+                    <w:left w:type="dxa" w:w="120"/>
+                    <w:bottom w:type="dxa" w:w="60"/>
+                    <w:right w:type="dxa" w:w="120"/>
+                  </w:tcMar>
+                  <w:vAlign w:val="top"/>
+                </w:tcPr>
+                <w:p>
+                  <w:pPr>
+                    <w:spacing w:after="40" w:before="0"/>
+                    <w:jc w:val="left"/>
+                  </w:pPr>
+                  <w:r>
+                    <w:rPr>
+                      <w:rFonts w:ascii="Arial" w:cs="Arial" w:eastAsia="Arial" w:hAnsi="Arial"/>
+                      <w:b/>
+                      <w:bCs/>
+                      <w:i w:val="false"/>
+                      <w:iCs w:val="false"/>
+                      <w:color w:val="000000"/>
+                      <w:sz w:val="18"/>
+                      <w:szCs w:val="18"/>
+                    </w:rPr>
+                    <w:t xml:space="preserve">Sodium thiosulfate (mol/dm3)</w:t>
+                  </w:r>
+                </w:p>
+              </w:tc>
+              <w:tc>
+                <w:tcPr>
+                  <w:tcW w:type="dxa" w:w="4440"/>
+                  <w:shd w:fill="D5E8F0" w:color="auto" w:val="clear"/>
+                  <w:tcMar>
+                    <w:top w:type="dxa" w:w="60"/>
+                    <w:left w:type="dxa" w:w="120"/>
+                    <w:bottom w:type="dxa" w:w="60"/>
+                    <w:right w:type="dxa" w:w="120"/>
+                  </w:tcMar>
+                  <w:vAlign w:val="top"/>
+                </w:tcPr>
+                <w:p>
+                  <w:pPr>
+                    <w:spacing w:after="40" w:before="0"/>
+                    <w:jc w:val="left"/>
+                  </w:pPr>
+                  <w:r>
+                    <w:rPr>
+                      <w:rFonts w:ascii="Arial" w:cs="Arial" w:eastAsia="Arial" w:hAnsi="Arial"/>
+                      <w:b/>
+                      <w:bCs/>
+                      <w:i w:val="false"/>
+                      <w:iCs w:val="false"/>
+                      <w:color w:val="000000"/>
+                      <w:sz w:val="18"/>
+                      <w:szCs w:val="18"/>
+                    </w:rPr>
+                    <w:t xml:space="preserve">Time (s)</w:t>
+                  </w:r>
+                </w:p>
+              </w:tc>
+              <w:tc>
+                <w:tcPr>
+                  <w:tcW w:type="dxa" w:w="4440"/>
+                  <w:shd w:fill="D5E8F0" w:color="auto" w:val="clear"/>
+                  <w:tcMar>
+                    <w:top w:type="dxa" w:w="60"/>
+                    <w:left w:type="dxa" w:w="120"/>
+                    <w:bottom w:type="dxa" w:w="60"/>
+                    <w:right w:type="dxa" w:w="120"/>
+                  </w:tcMar>
+                  <w:vAlign w:val="top"/>
+                </w:tcPr>
+                <w:p>
+                  <w:pPr>
+                    <w:spacing w:after="40" w:before="0"/>
+                    <w:jc w:val="left"/>
+                  </w:pPr>
+                  <w:r>
+                    <w:rPr>
+                      <w:rFonts w:ascii="Arial" w:cs="Arial" w:eastAsia="Arial" w:hAnsi="Arial"/>
+                      <w:b/>
+                      <w:bCs/>
+                      <w:i w:val="false"/>
+                      <w:iCs w:val="false"/>
+                      <w:color w:val="000000"/>
+                      <w:sz w:val="18"/>
+                      <w:szCs w:val="18"/>
+                    </w:rPr>
+                    <w:t xml:space="preserve">Rate (x10^-3 s^-1)</w:t>
+                  </w:r>
+                </w:p>
+              </w:tc>
+            </w:tr>
+            <w:tr>
+              <w:tc>
+                <w:tcPr>
+                  <w:tcW w:type="dxa" w:w="4440"/>
+                  <w:shd w:fill="FFFFFF" w:color="auto" w:val="clear"/>
+                  <w:tcMar>
+                    <w:top w:type="dxa" w:w="60"/>
+                    <w:left w:type="dxa" w:w="120"/>
+                    <w:bottom w:type="dxa" w:w="60"/>
+                    <w:right w:type="dxa" w:w="120"/>
+                  </w:tcMar>
+                  <w:vAlign w:val="top"/>
+                </w:tcPr>
+                <w:p>
+                  <w:pPr>
+                    <w:spacing w:after="40" w:before="0"/>
+                    <w:jc w:val="left"/>
+                  </w:pPr>
+                  <w:r>
+                    <w:rPr>
+                      <w:rFonts w:ascii="Arial" w:cs="Arial" w:eastAsia="Arial" w:hAnsi="Arial"/>
+                      <w:b w:val="false"/>
+                      <w:bCs w:val="false"/>
+                      <w:i w:val="false"/>
+                      <w:iCs w:val="false"/>
+                      <w:color w:val="000000"/>
+                      <w:sz w:val="18"/>
+                      <w:szCs w:val="18"/>
+                    </w:rPr>
+                    <w:t xml:space="preserve">0.15</w:t>
+                  </w:r>
+                </w:p>
+              </w:tc>
+              <w:tc>
+                <w:tcPr>
+                  <w:tcW w:type="dxa" w:w="4440"/>
+                  <w:shd w:fill="FFFFFF" w:color="auto" w:val="clear"/>
+                  <w:tcMar>
+                    <w:top w:type="dxa" w:w="60"/>
+                    <w:left w:type="dxa" w:w="120"/>
+                    <w:bottom w:type="dxa" w:w="60"/>
+                    <w:right w:type="dxa" w:w="120"/>
+                  </w:tcMar>
+                  <w:vAlign w:val="top"/>
+                </w:tcPr>
+                <w:p>
+                  <w:pPr>
+                    <w:spacing w:after="40" w:before="0"/>
+                    <w:jc w:val="left"/>
+                  </w:pPr>
+                  <w:r>
+                    <w:rPr>
+                      <w:rFonts w:ascii="Arial" w:cs="Arial" w:eastAsia="Arial" w:hAnsi="Arial"/>
+                      <w:b w:val="false"/>
+                      <w:bCs w:val="false"/>
+                      <w:i w:val="false"/>
+                      <w:iCs w:val="false"/>
+                      <w:color w:val="000000"/>
+                      <w:sz w:val="18"/>
+                      <w:szCs w:val="18"/>
+                    </w:rPr>
+                    <w:t xml:space="preserve">110</w:t>
+                  </w:r>
+                </w:p>
+              </w:tc>
+              <w:tc>
+                <w:tcPr>
+                  <w:tcW w:type="dxa" w:w="4440"/>
+                  <w:shd w:fill="FFFFFF" w:color="auto" w:val="clear"/>
+                  <w:tcMar>
+                    <w:top w:type="dxa" w:w="60"/>
+                    <w:left w:type="dxa" w:w="120"/>
+                    <w:bottom w:type="dxa" w:w="60"/>
+                    <w:right w:type="dxa" w:w="120"/>
+                  </w:tcMar>
+                  <w:vAlign w:val="top"/>
+                </w:tcPr>
+                <w:p>
+                  <w:pPr>
+                    <w:spacing w:after="40" w:before="0"/>
+                    <w:jc w:val="left"/>
+                  </w:pPr>
+                  <w:r>
+                    <w:rPr>
+                      <w:rFonts w:ascii="Arial" w:cs="Arial" w:eastAsia="Arial" w:hAnsi="Arial"/>
+                      <w:b w:val="false"/>
+                      <w:bCs w:val="false"/>
+                      <w:i w:val="false"/>
+                      <w:iCs w:val="false"/>
+                      <w:color w:val="000000"/>
+                      <w:sz w:val="18"/>
+                      <w:szCs w:val="18"/>
+                    </w:rPr>
+                    <w:t xml:space="preserve">9.1</w:t>
+                  </w:r>
+                </w:p>
+              </w:tc>
+            </w:tr>
+            <w:tr>
+              <w:tc>
+                <w:tcPr>
+                  <w:tcW w:type="dxa" w:w="4440"/>
+                  <w:shd w:fill="FFFFFF" w:color="auto" w:val="clear"/>
+                  <w:tcMar>
+                    <w:top w:type="dxa" w:w="60"/>
+                    <w:left w:type="dxa" w:w="120"/>
+                    <w:bottom w:type="dxa" w:w="60"/>
+                    <w:right w:type="dxa" w:w="120"/>
+                  </w:tcMar>
+                  <w:vAlign w:val="top"/>
+                </w:tcPr>
+                <w:p>
+                  <w:pPr>
+                    <w:spacing w:after="40" w:before="0"/>
+                    <w:jc w:val="left"/>
+                  </w:pPr>
+                  <w:r>
+                    <w:rPr>
+                      <w:rFonts w:ascii="Arial" w:cs="Arial" w:eastAsia="Arial" w:hAnsi="Arial"/>
+                      <w:b w:val="false"/>
+                      <w:bCs w:val="false"/>
+                      <w:i w:val="false"/>
+                      <w:iCs w:val="false"/>
+                      <w:color w:val="000000"/>
+                      <w:sz w:val="18"/>
+                      <w:szCs w:val="18"/>
+                    </w:rPr>
+                    <w:t xml:space="preserve">0.12</w:t>
+                  </w:r>
+                </w:p>
+              </w:tc>
+              <w:tc>
+                <w:tcPr>
+                  <w:tcW w:type="dxa" w:w="4440"/>
+                  <w:shd w:fill="FFFFFF" w:color="auto" w:val="clear"/>
+                  <w:tcMar>
+                    <w:top w:type="dxa" w:w="60"/>
+                    <w:left w:type="dxa" w:w="120"/>
+                    <w:bottom w:type="dxa" w:w="60"/>
+                    <w:right w:type="dxa" w:w="120"/>
+                  </w:tcMar>
+                  <w:vAlign w:val="top"/>
+                </w:tcPr>
+                <w:p>
+                  <w:pPr>
+                    <w:spacing w:after="40" w:before="0"/>
+                    <w:jc w:val="left"/>
+                  </w:pPr>
+                  <w:r>
+                    <w:rPr>
+                      <w:rFonts w:ascii="Arial" w:cs="Arial" w:eastAsia="Arial" w:hAnsi="Arial"/>
+                      <w:b w:val="false"/>
+                      <w:bCs w:val="false"/>
+                      <w:i w:val="false"/>
+                      <w:iCs w:val="false"/>
+                      <w:color w:val="000000"/>
+                      <w:sz w:val="18"/>
+                      <w:szCs w:val="18"/>
+                    </w:rPr>
+                    <w:t xml:space="preserve">138</w:t>
+                  </w:r>
+                </w:p>
+              </w:tc>
+              <w:tc>
+                <w:tcPr>
+                  <w:tcW w:type="dxa" w:w="4440"/>
+                  <w:shd w:fill="FFFFFF" w:color="auto" w:val="clear"/>
+                  <w:tcMar>
+                    <w:top w:type="dxa" w:w="60"/>
+                    <w:left w:type="dxa" w:w="120"/>
+                    <w:bottom w:type="dxa" w:w="60"/>
+                    <w:right w:type="dxa" w:w="120"/>
+                  </w:tcMar>
+                  <w:vAlign w:val="top"/>
+                </w:tcPr>
+                <w:p>
+                  <w:pPr>
+                    <w:spacing w:after="40" w:before="0"/>
+                    <w:jc w:val="left"/>
+                  </w:pPr>
+                  <w:r>
+                    <w:rPr>
+                      <w:rFonts w:ascii="Arial" w:cs="Arial" w:eastAsia="Arial" w:hAnsi="Arial"/>
+                      <w:b w:val="false"/>
+                      <w:bCs w:val="false"/>
+                      <w:i w:val="false"/>
+                      <w:iCs w:val="false"/>
+                      <w:color w:val="000000"/>
+                      <w:sz w:val="18"/>
+                      <w:szCs w:val="18"/>
+                    </w:rPr>
+                    <w:t xml:space="preserve">7.2</w:t>
+                  </w:r>
+                </w:p>
+              </w:tc>
+            </w:tr>
+            <w:tr>
+              <w:tc>
+                <w:tcPr>
+                  <w:tcW w:type="dxa" w:w="4440"/>
+                  <w:shd w:fill="FFFFFF" w:color="auto" w:val="clear"/>
+                  <w:tcMar>
+                    <w:top w:type="dxa" w:w="60"/>
+                    <w:left w:type="dxa" w:w="120"/>
+                    <w:bottom w:type="dxa" w:w="60"/>
+                    <w:right w:type="dxa" w:w="120"/>
+                  </w:tcMar>
+                  <w:vAlign w:val="top"/>
+                </w:tcPr>
+                <w:p>
+                  <w:pPr>
+                    <w:spacing w:after="40" w:before="0"/>
+                    <w:jc w:val="left"/>
+                  </w:pPr>
+                  <w:r>
+                    <w:rPr>
+                      <w:rFonts w:ascii="Arial" w:cs="Arial" w:eastAsia="Arial" w:hAnsi="Arial"/>
+                      <w:b w:val="false"/>
+                      <w:bCs w:val="false"/>
+                      <w:i w:val="false"/>
+                      <w:iCs w:val="false"/>
+                      <w:color w:val="000000"/>
+                      <w:sz w:val="18"/>
+                      <w:szCs w:val="18"/>
+                    </w:rPr>
+                    <w:t xml:space="preserve">0.09</w:t>
+                  </w:r>
+                </w:p>
+              </w:tc>
+              <w:tc>
+                <w:tcPr>
+                  <w:tcW w:type="dxa" w:w="4440"/>
+                  <w:shd w:fill="FFFFFF" w:color="auto" w:val="clear"/>
+                  <w:tcMar>
+                    <w:top w:type="dxa" w:w="60"/>
+                    <w:left w:type="dxa" w:w="120"/>
+                    <w:bottom w:type="dxa" w:w="60"/>
+                    <w:right w:type="dxa" w:w="120"/>
+                  </w:tcMar>
+                  <w:vAlign w:val="top"/>
+                </w:tcPr>
+                <w:p>
+                  <w:pPr>
+                    <w:spacing w:after="40" w:before="0"/>
+                    <w:jc w:val="left"/>
+                  </w:pPr>
+                  <w:r>
+                    <w:rPr>
+                      <w:rFonts w:ascii="Arial" w:cs="Arial" w:eastAsia="Arial" w:hAnsi="Arial"/>
+                      <w:b w:val="false"/>
+                      <w:bCs w:val="false"/>
+                      <w:i w:val="false"/>
+                      <w:iCs w:val="false"/>
+                      <w:color w:val="000000"/>
+                      <w:sz w:val="18"/>
+                      <w:szCs w:val="18"/>
+                    </w:rPr>
+                    <w:t xml:space="preserve">183</w:t>
+                  </w:r>
+                </w:p>
+              </w:tc>
+              <w:tc>
+                <w:tcPr>
+                  <w:tcW w:type="dxa" w:w="4440"/>
+                  <w:shd w:fill="FFFFFF" w:color="auto" w:val="clear"/>
+                  <w:tcMar>
+                    <w:top w:type="dxa" w:w="60"/>
+                    <w:left w:type="dxa" w:w="120"/>
+                    <w:bottom w:type="dxa" w:w="60"/>
+                    <w:right w:type="dxa" w:w="120"/>
+                  </w:tcMar>
+                  <w:vAlign w:val="top"/>
+                </w:tcPr>
+                <w:p>
+                  <w:pPr>
+                    <w:spacing w:after="40" w:before="0"/>
+                    <w:jc w:val="left"/>
+                  </w:pPr>
+                  <w:r>
+                    <w:rPr>
+                      <w:rFonts w:ascii="Arial" w:cs="Arial" w:eastAsia="Arial" w:hAnsi="Arial"/>
+                      <w:b w:val="false"/>
+                      <w:bCs w:val="false"/>
+                      <w:i w:val="false"/>
+                      <w:iCs w:val="false"/>
+                      <w:color w:val="000000"/>
+                      <w:sz w:val="18"/>
+                      <w:szCs w:val="18"/>
+                    </w:rPr>
+                    <w:t xml:space="preserve">5.5</w:t>
+                  </w:r>
+                </w:p>
+              </w:tc>
+            </w:tr>
+            <w:tr>
+              <w:tc>
+                <w:tcPr>
+                  <w:tcW w:type="dxa" w:w="4440"/>
+                  <w:shd w:fill="FFFFFF" w:color="auto" w:val="clear"/>
+                  <w:tcMar>
+                    <w:top w:type="dxa" w:w="60"/>
+                    <w:left w:type="dxa" w:w="120"/>
+                    <w:bottom w:type="dxa" w:w="60"/>
+                    <w:right w:type="dxa" w:w="120"/>
+                  </w:tcMar>
+                  <w:vAlign w:val="top"/>
+                </w:tcPr>
+                <w:p>
+                  <w:pPr>
+                    <w:spacing w:after="40" w:before="0"/>
+                    <w:jc w:val="left"/>
+                  </w:pPr>
+                  <w:r>
+                    <w:rPr>
+                      <w:rFonts w:ascii="Arial" w:cs="Arial" w:eastAsia="Arial" w:hAnsi="Arial"/>
+                      <w:b w:val="false"/>
+                      <w:bCs w:val="false"/>
+                      <w:i w:val="false"/>
+                      <w:iCs w:val="false"/>
+                      <w:color w:val="000000"/>
+                      <w:sz w:val="18"/>
+                      <w:szCs w:val="18"/>
+                    </w:rPr>
+                    <w:t xml:space="preserve">0.06</w:t>
+                  </w:r>
+                </w:p>
+              </w:tc>
+              <w:tc>
+                <w:tcPr>
+                  <w:tcW w:type="dxa" w:w="4440"/>
+                  <w:shd w:fill="FFFFFF" w:color="auto" w:val="clear"/>
+                  <w:tcMar>
+                    <w:top w:type="dxa" w:w="60"/>
+                    <w:left w:type="dxa" w:w="120"/>
+                    <w:bottom w:type="dxa" w:w="60"/>
+                    <w:right w:type="dxa" w:w="120"/>
+                  </w:tcMar>
+                  <w:vAlign w:val="top"/>
+                </w:tcPr>
+                <w:p>
+                  <w:pPr>
+                    <w:spacing w:after="40" w:before="0"/>
+                    <w:jc w:val="left"/>
+                  </w:pPr>
+                  <w:r>
+                    <w:rPr>
+                      <w:rFonts w:ascii="Arial" w:cs="Arial" w:eastAsia="Arial" w:hAnsi="Arial"/>
+                      <w:b w:val="false"/>
+                      <w:bCs w:val="false"/>
+                      <w:i w:val="false"/>
+                      <w:iCs w:val="false"/>
+                      <w:color w:val="000000"/>
+                      <w:sz w:val="18"/>
+                      <w:szCs w:val="18"/>
+                    </w:rPr>
+                    <w:t xml:space="preserve">275</w:t>
+                  </w:r>
+                </w:p>
+              </w:tc>
+              <w:tc>
+                <w:tcPr>
+                  <w:tcW w:type="dxa" w:w="4440"/>
+                  <w:shd w:fill="FFFFFF" w:color="auto" w:val="clear"/>
+                  <w:tcMar>
+                    <w:top w:type="dxa" w:w="60"/>
+                    <w:left w:type="dxa" w:w="120"/>
+                    <w:bottom w:type="dxa" w:w="60"/>
+                    <w:right w:type="dxa" w:w="120"/>
+                  </w:tcMar>
+                  <w:vAlign w:val="top"/>
+                </w:tcPr>
+                <w:p>
+                  <w:pPr>
+                    <w:spacing w:after="40" w:before="0"/>
+                    <w:jc w:val="left"/>
+                  </w:pPr>
+                  <w:r>
+                    <w:rPr>
+                      <w:rFonts w:ascii="Arial" w:cs="Arial" w:eastAsia="Arial" w:hAnsi="Arial"/>
+                      <w:b w:val="false"/>
+                      <w:bCs w:val="false"/>
+                      <w:i w:val="false"/>
+                      <w:iCs w:val="false"/>
+                      <w:color w:val="000000"/>
+                      <w:sz w:val="18"/>
+                      <w:szCs w:val="18"/>
+                    </w:rPr>
+                    <w:t xml:space="preserve">3.6</w:t>
+                  </w:r>
+                </w:p>
+              </w:tc>
+            </w:tr>
+          </w:tbl>
+          <w:p>
+            <w:pPr>
+              <w:spacing w:after="60" w:before="0"/>
+              <w:jc w:val="left"/>
+            </w:pPr>
+            <w:r>
+              <w:rPr>
+                <w:rFonts w:ascii="Arial" w:cs="Arial" w:eastAsia="Arial" w:hAnsi="Arial"/>
+                <w:b w:val="false"/>
+                <w:bCs w:val="false"/>
+                <w:i w:val="false"/>
+                <w:iCs w:val="false"/>
+                <w:color w:val="000000"/>
+                <w:sz w:val="18"/>
+                <w:szCs w:val="18"/>
+              </w:rPr>
+              <w:t xml:space="preserve"/>
+            </w:r>
+          </w:p>
+          <w:p>
+            <w:pPr>
+              <w:spacing w:after="40" w:before="0"/>
+              <w:jc w:val="left"/>
+            </w:pPr>
+            <w:r>
+              <w:rPr>
+                <w:rFonts w:ascii="Arial" w:cs="Arial" w:eastAsia="Arial" w:hAnsi="Arial"/>
+                <w:b/>
+                <w:bCs/>
+                <w:i w:val="false"/>
+                <w:iCs w:val="false"/>
+                <w:color w:val="000000"/>
+                <w:sz w:val="18"/>
+                <w:szCs w:val="18"/>
+              </w:rPr>
+              <w:t xml:space="preserve"/>
+            </w:r>
+          </w:p>
+          <w:p>
+            <w:pPr>
+              <w:spacing w:after="40" w:before="0"/>
+              <w:jc w:val="left"/>
+            </w:pPr>
+            <w:r>
+              <w:rPr>
+                <w:rFonts w:ascii="Arial" w:cs="Arial" w:eastAsia="Arial" w:hAnsi="Arial"/>
+                <w:b/>
+                <w:bCs/>
+                <w:i w:val="false"/>
+                <w:iCs w:val="false"/>
+                <w:color w:val="000000"/>
+                <w:sz w:val="18"/>
+                <w:szCs w:val="18"/>
+              </w:rPr>
+              <w:t xml:space="preserve">(a) Describe the pattern in rate as temperature rises from 10 C to 55 C.</w:t>
+            </w:r>
+          </w:p>
+          <w:p>
+            <w:pPr>
+              <w:spacing w:after="40" w:before="0"/>
+              <w:jc w:val="left"/>
+            </w:pPr>
+            <w:r>
+              <w:rPr>
+                <w:rFonts w:ascii="Arial" w:cs="Arial" w:eastAsia="Arial" w:hAnsi="Arial"/>
+                <w:b/>
+                <w:bCs/>
+                <w:i w:val="false"/>
+                <w:iCs w:val="false"/>
+                <w:color w:val="000000"/>
+                <w:sz w:val="18"/>
+                <w:szCs w:val="18"/>
+              </w:rPr>
+              <w:t xml:space="preserve">(b) The anchor demo at 50 C took 35 s. Show whether this fits your pattern in (a).</w:t>
+            </w:r>
+          </w:p>
+          <w:p>
+            <w:pPr>
+              <w:spacing w:after="40" w:before="0"/>
+              <w:jc w:val="left"/>
+            </w:pPr>
+            <w:r>
+              <w:rPr>
+                <w:rFonts w:ascii="Arial" w:cs="Arial" w:eastAsia="Arial" w:hAnsi="Arial"/>
+                <w:b/>
+                <w:bCs/>
+                <w:i w:val="false"/>
+                <w:iCs w:val="false"/>
+                <w:color w:val="000000"/>
+                <w:sz w:val="18"/>
+                <w:szCs w:val="18"/>
+              </w:rPr>
+              <w:t xml:space="preserve">(c) Describe the pattern between concentration and rate, and use the numbers to say how rate and concentration are related.</w:t>
+            </w:r>
+          </w:p>
+          <w:p>
+            <w:pPr>
+              <w:spacing w:after="40" w:before="0"/>
+              <w:jc w:val="left"/>
+            </w:pPr>
+            <w:r>
+              <w:rPr>
+                <w:rFonts w:ascii="Arial" w:cs="Arial" w:eastAsia="Arial" w:hAnsi="Arial"/>
+                <w:b/>
+                <w:bCs/>
+                <w:i w:val="false"/>
+                <w:iCs w:val="false"/>
+                <w:color w:val="000000"/>
+                <w:sz w:val="18"/>
+                <w:szCs w:val="18"/>
+              </w:rPr>
+              <w:t xml:space="preserve">(d) Explain the concentration pattern using particles. Why does the energy of the particles not explain it?</w:t>
+            </w:r>
+          </w:p>
+          <w:p>
+            <w:pPr>
+              <w:spacing w:after="60" w:before="0"/>
+              <w:jc w:val="left"/>
+            </w:pPr>
+            <w:r>
+              <w:rPr>
+                <w:rFonts w:ascii="Arial" w:cs="Arial" w:eastAsia="Arial" w:hAnsi="Arial"/>
+                <w:b w:val="false"/>
+                <w:bCs w:val="false"/>
+                <w:i w:val="false"/>
+                <w:iCs w:val="false"/>
+                <w:color w:val="000000"/>
+                <w:sz w:val="18"/>
+                <w:szCs w:val="18"/>
+              </w:rPr>
+              <w:t xml:space="preserve"/>
             </w:r>
           </w:p>
         </w:tc>
@@ -871,7 +2307,7 @@
                 <w:sz w:val="22"/>
                 <w:szCs w:val="22"/>
               </w:rPr>
-              <w:t xml:space="preserve">Part 4: Dagaa Drying at Lake Victoria</w:t>
+              <w:t xml:space="preserve">Section 4: Surface Area, Catalysts and Light</w:t>
             </w:r>
           </w:p>
         </w:tc>
@@ -905,7 +2341,45 @@
                 <w:sz w:val="18"/>
                 <w:szCs w:val="18"/>
               </w:rPr>
-              <w:t xml:space="preserve">A fisher at Lake Victoria wants to dry dagaa and stop it from spoiling quickly. Spoilage is caused by chemical and biological reactions. (a) Choose two rate factors you studied and say how you would change each one to slow down spoilage reactions in the dagaa before it is dried, or to control the reactions. (b) Explain each choice using collision theory. (c) Give one reason why a rate factor that is helpful in one Kenyan situation may be unhelpful in another, using an example such as cooking githeri or the stomach digesting ugali.</w:t>
+              <w:t xml:space="preserve">(a) In Lesson 5, 0.5 g of marble chips (CaCO3) in 25 cm3 of 1.0 mol/dm3 HCl at 25 C gave initial rates over the first 30 s of 0.40 cm3/s for large chips, 0.93 cm3/s for small chips and 2.07 cm3/s for powder. Explain why powder gave the fastest rate, and say what happened to the final volume of CO2 for all three.</w:t>
+            </w:r>
+          </w:p>
+          <w:p>
+            <w:pPr>
+              <w:spacing w:after="40" w:before="0"/>
+              <w:jc w:val="left"/>
+            </w:pPr>
+            <w:r>
+              <w:rPr>
+                <w:rFonts w:ascii="Arial" w:cs="Arial" w:eastAsia="Arial" w:hAnsi="Arial"/>
+                <w:b/>
+                <w:bCs/>
+                <w:i w:val="false"/>
+                <w:iCs w:val="false"/>
+                <w:color w:val="000000"/>
+                <w:sz w:val="18"/>
+                <w:szCs w:val="18"/>
+              </w:rPr>
+              <w:t xml:space="preserve">(b) In Lesson 6, 10 cm3 of 3% hydrogen peroxide with detergent gave 0 cm of foam with no additive, 0 cm with sand, 0.5 cm with a boiled liver cube and 9 cm with a fresh liver cube after 30 s. Explain why fresh liver made so much foam, using the words catalyst, enzyme and activation energy. Why did the boiled liver not work well?</w:t>
+            </w:r>
+          </w:p>
+          <w:p>
+            <w:pPr>
+              <w:spacing w:after="40" w:before="0"/>
+              <w:jc w:val="left"/>
+            </w:pPr>
+            <w:r>
+              <w:rPr>
+                <w:rFonts w:ascii="Arial" w:cs="Arial" w:eastAsia="Arial" w:hAnsi="Arial"/>
+                <w:b/>
+                <w:bCs/>
+                <w:i w:val="false"/>
+                <w:iCs w:val="false"/>
+                <w:color w:val="000000"/>
+                <w:sz w:val="18"/>
+                <w:szCs w:val="18"/>
+              </w:rPr>
+              <w:t xml:space="preserve">(c) Kiprono says light is a catalyst. Do you agree? Give a reason and an example.</w:t>
             </w:r>
           </w:p>
         </w:tc>
@@ -1001,7 +2475,7 @@
                 <w:sz w:val="22"/>
                 <w:szCs w:val="22"/>
               </w:rPr>
-              <w:t xml:space="preserve">Part 5: Closing the Case</w:t>
+              <w:t xml:space="preserve">Section 5: Solve a Kenyan Problem and Reflect on Your Model</w:t>
             </w:r>
           </w:p>
         </w:tc>
@@ -1035,7 +2509,102 @@
                 <w:sz w:val="18"/>
                 <w:szCs w:val="18"/>
               </w:rPr>
-              <w:t xml:space="preserve">Write a final answer to our driving question: Why do some chemical reactions happen in a flash while others take days, and how can we control the speed of reactions to make life in Kenya safer, healthier and more productive? In your answer, (a) name all the rate factors we studied and say what each changes at the particle level, and (b) give two examples from Kenyan life where controlling reaction speed is useful.</w:t>
+              <w:t xml:space="preserve">A trader in Kisumu finds that her fresh fish from Lake Victoria spoils within hours. A farmer in Kericho wants to speed up composting of tea waste.</w:t>
+            </w:r>
+          </w:p>
+          <w:p>
+            <w:pPr>
+              <w:spacing w:after="40" w:before="0"/>
+              <w:jc w:val="left"/>
+            </w:pPr>
+            <w:r>
+              <w:rPr>
+                <w:rFonts w:ascii="Arial" w:cs="Arial" w:eastAsia="Arial" w:hAnsi="Arial"/>
+                <w:b/>
+                <w:bCs/>
+                <w:i w:val="false"/>
+                <w:iCs w:val="false"/>
+                <w:color w:val="000000"/>
+                <w:sz w:val="18"/>
+                <w:szCs w:val="18"/>
+              </w:rPr>
+              <w:t xml:space="preserve">(a) For the fish trader, choose one way to slow down spoilage reactions. Explain, using particles and collisions, why it works.</w:t>
+            </w:r>
+          </w:p>
+          <w:p>
+            <w:pPr>
+              <w:spacing w:after="40" w:before="0"/>
+              <w:jc w:val="left"/>
+            </w:pPr>
+            <w:r>
+              <w:rPr>
+                <w:rFonts w:ascii="Arial" w:cs="Arial" w:eastAsia="Arial" w:hAnsi="Arial"/>
+                <w:b/>
+                <w:bCs/>
+                <w:i w:val="false"/>
+                <w:iCs w:val="false"/>
+                <w:color w:val="000000"/>
+                <w:sz w:val="18"/>
+                <w:szCs w:val="18"/>
+              </w:rPr>
+              <w:t xml:space="preserve">(b) For the Kericho farmer, choose one factor to change to speed up composting. Say how you would change it and explain why it works.</w:t>
+            </w:r>
+          </w:p>
+          <w:p>
+            <w:pPr>
+              <w:spacing w:after="40" w:before="0"/>
+              <w:jc w:val="left"/>
+            </w:pPr>
+            <w:r>
+              <w:rPr>
+                <w:rFonts w:ascii="Arial" w:cs="Arial" w:eastAsia="Arial" w:hAnsi="Arial"/>
+                <w:b/>
+                <w:bCs/>
+                <w:i w:val="false"/>
+                <w:iCs w:val="false"/>
+                <w:color w:val="000000"/>
+                <w:sz w:val="18"/>
+                <w:szCs w:val="18"/>
+              </w:rPr>
+              <w:t xml:space="preserve">(c) Use the idea of an optimum to explain why the enzyme amylase in your body works best near 37 C and pH 7, and what you would expect if conditions were far from this.</w:t>
+            </w:r>
+          </w:p>
+          <w:p>
+            <w:pPr>
+              <w:spacing w:after="40" w:before="0"/>
+              <w:jc w:val="left"/>
+            </w:pPr>
+            <w:r>
+              <w:rPr>
+                <w:rFonts w:ascii="Arial" w:cs="Arial" w:eastAsia="Arial" w:hAnsi="Arial"/>
+                <w:b/>
+                <w:bCs/>
+                <w:i w:val="false"/>
+                <w:iCs w:val="false"/>
+                <w:color w:val="000000"/>
+                <w:sz w:val="18"/>
+                <w:szCs w:val="18"/>
+              </w:rPr>
+              <w:t xml:space="preserve">(d) Describe how your particle model has changed since Lesson 1, and state one DQB question that is now answered.</w:t>
+            </w:r>
+          </w:p>
+          <w:p>
+            <w:pPr>
+              <w:spacing w:after="40" w:before="0"/>
+              <w:jc w:val="left"/>
+            </w:pPr>
+            <w:r>
+              <w:rPr>
+                <w:rFonts w:ascii="Arial" w:cs="Arial" w:eastAsia="Arial" w:hAnsi="Arial"/>
+                <w:b/>
+                <w:bCs/>
+                <w:i w:val="false"/>
+                <w:iCs w:val="false"/>
+                <w:color w:val="000000"/>
+                <w:sz w:val="18"/>
+                <w:szCs w:val="18"/>
+              </w:rPr>
+              <w:t xml:space="preserve">(e) Write one sentence of advice for your community about controlling reaction rates, and name a career that uses this knowledge.</w:t>
             </w:r>
           </w:p>
         </w:tc>
@@ -1299,7 +2868,7 @@
                 <w:sz w:val="18"/>
                 <w:szCs w:val="18"/>
               </w:rPr>
-              <w:t xml:space="preserve">Use of collision theory and particle ideas</w:t>
+              <w:t xml:space="preserve">Claim, evidence and reasoning for the anchor phenomenon</w:t>
             </w:r>
           </w:p>
         </w:tc>
@@ -1331,7 +2900,7 @@
                 <w:sz w:val="18"/>
                 <w:szCs w:val="18"/>
               </w:rPr>
-              <w:t xml:space="preserve">Consistently explains rate differences using collision frequency, collision energy and activation energy, with clear labelled particle sketches.</w:t>
+              <w:t xml:space="preserve">Gives a clear claim, uses exact data (35 s, 270 s, 7.7 times, rates 28.6 and 3.7 x10^-3 s^-1) and links more kinetic energy, more frequent and energetic collisions, and activation energy to more effective collisions per second.</w:t>
             </w:r>
           </w:p>
         </w:tc>
@@ -1363,7 +2932,7 @@
                 <w:sz w:val="18"/>
                 <w:szCs w:val="18"/>
               </w:rPr>
-              <w:t xml:space="preserve">Uses collision ideas correctly in most answers but may omit energy or activation energy, or sketches lack some labels.</w:t>
+              <w:t xml:space="preserve">Gives a claim and uses most of the data, with reasoning that mentions collisions and energy but may leave out activation energy or effective collisions.</w:t>
             </w:r>
           </w:p>
         </w:tc>
@@ -1395,7 +2964,7 @@
                 <w:sz w:val="18"/>
                 <w:szCs w:val="18"/>
               </w:rPr>
-              <w:t xml:space="preserve">Gives descriptions of what happened with little or no particle-level explanation, or confuses speed and number of particles.</w:t>
+              <w:t xml:space="preserve">Claim is vague or reasoning says only that particles move faster or that the reaction is hotter; little or no data is used.</w:t>
             </w:r>
           </w:p>
         </w:tc>
@@ -1429,7 +2998,7 @@
                 <w:sz w:val="18"/>
                 <w:szCs w:val="18"/>
               </w:rPr>
-              <w:t xml:space="preserve">Use of evidence from the lessons</w:t>
+              <w:t xml:space="preserve">Fair testing and use of rate = 1/t</w:t>
             </w:r>
           </w:p>
         </w:tc>
@@ -1461,7 +3030,7 @@
                 <w:sz w:val="18"/>
                 <w:szCs w:val="18"/>
               </w:rPr>
-              <w:t xml:space="preserve">Accurately uses observations from the thiosulfate cross, concentration, marble and catalyst experiments, including the 30-40 second and several-minute results.</w:t>
+              <w:t xml:space="preserve">Names independent, dependent and control variables correctly, explains why changing several things is unfair, and correctly explains rate = 1/t.</w:t>
             </w:r>
           </w:p>
         </w:tc>
@@ -1493,7 +3062,7 @@
                 <w:sz w:val="18"/>
                 <w:szCs w:val="18"/>
               </w:rPr>
-              <w:t xml:space="preserve">Refers to most experiments with mostly accurate details.</w:t>
+              <w:t xml:space="preserve">Names most variables and gives a basic reason for fairness; rate = 1/t is used correctly with small gaps in the explanation.</w:t>
             </w:r>
           </w:p>
         </w:tc>
@@ -1525,7 +3094,7 @@
                 <w:sz w:val="18"/>
                 <w:szCs w:val="18"/>
               </w:rPr>
-              <w:t xml:space="preserve">Gives few or inaccurate references to the class experiments.</w:t>
+              <w:t xml:space="preserve">Confuses variables or does not show why the plan is unfair; rate and time are mixed up.</w:t>
             </w:r>
           </w:p>
         </w:tc>
@@ -1559,7 +3128,7 @@
                 <w:sz w:val="18"/>
                 <w:szCs w:val="18"/>
               </w:rPr>
-              <w:t xml:space="preserve">Distinguishing between rate factors</w:t>
+              <w:t xml:space="preserve">Interpreting data tables</w:t>
             </w:r>
           </w:p>
         </w:tc>
@@ -1591,7 +3160,7 @@
                 <w:sz w:val="18"/>
                 <w:szCs w:val="18"/>
               </w:rPr>
-              <w:t xml:space="preserve">Clearly separates how temperature, concentration, surface area, catalysts and light each work, including that surface area changes rate but not total product and that catalysts are not consumed.</w:t>
+              <w:t xml:space="preserve">Describes trends accurately with numbers, checks that 35 s fits between 52 s and 26 s, and shows rate roughly proportional to concentration (about 60).</w:t>
             </w:r>
           </w:p>
         </w:tc>
@@ -1623,7 +3192,7 @@
                 <w:sz w:val="18"/>
                 <w:szCs w:val="18"/>
               </w:rPr>
-              <w:t xml:space="preserve">Explains most factors correctly but with some overlap or missing detail.</w:t>
+              <w:t xml:space="preserve">Describes trends correctly but with few numbers or without testing proportionality or the 35 s link.</w:t>
             </w:r>
           </w:p>
         </w:tc>
@@ -1655,7 +3224,7 @@
                 <w:sz w:val="18"/>
                 <w:szCs w:val="18"/>
               </w:rPr>
-              <w:t xml:space="preserve">Treats the factors as the same or makes incorrect statements about them.</w:t>
+              <w:t xml:space="preserve">Misreads the tables or states trends without evidence.</w:t>
             </w:r>
           </w:p>
         </w:tc>
@@ -1689,7 +3258,7 @@
                 <w:sz w:val="18"/>
                 <w:szCs w:val="18"/>
               </w:rPr>
-              <w:t xml:space="preserve">Application to Kenyan contexts</w:t>
+              <w:t xml:space="preserve">Understanding of surface area, catalysts and light</w:t>
             </w:r>
           </w:p>
         </w:tc>
@@ -1721,7 +3290,7 @@
                 <w:sz w:val="18"/>
                 <w:szCs w:val="18"/>
               </w:rPr>
-              <w:t xml:space="preserve">Applies the model accurately and creatively to dagaa drying, githeri, ugali digestion, posho milling or similar, and recognises that factors can be helpful or unhelpful.</w:t>
+              <w:t xml:space="preserve">Explains surface area, catalysts (lower activation energy, not used up, enzyme) and light correctly, and states that factors change speed, not the final amount.</w:t>
             </w:r>
           </w:p>
         </w:tc>
@@ -1753,7 +3322,7 @@
                 <w:sz w:val="18"/>
                 <w:szCs w:val="18"/>
               </w:rPr>
-              <w:t xml:space="preserve">Gives relevant Kenyan examples with a reasonable explanation.</w:t>
+              <w:t xml:space="preserve">Explains most factors correctly with small gaps, such as missing activation energy or the final amount.</w:t>
             </w:r>
           </w:p>
         </w:tc>
@@ -1785,7 +3354,7 @@
                 <w:sz w:val="18"/>
                 <w:szCs w:val="18"/>
               </w:rPr>
-              <w:t xml:space="preserve">Examples are missing, unclear or not linked to the science.</w:t>
+              <w:t xml:space="preserve">Mixes up catalysts and light or gives no particle explanation.</w:t>
             </w:r>
           </w:p>
         </w:tc>
@@ -1819,7 +3388,7 @@
                 <w:sz w:val="18"/>
                 <w:szCs w:val="18"/>
               </w:rPr>
-              <w:t xml:space="preserve">Scientific communication</w:t>
+              <w:t xml:space="preserve">Applying the model to Kenyan contexts and reflecting</w:t>
             </w:r>
           </w:p>
         </w:tc>
@@ -1851,7 +3420,7 @@
                 <w:sz w:val="18"/>
                 <w:szCs w:val="18"/>
               </w:rPr>
-              <w:t xml:space="preserve">Writes clear, well-organised answers using correct terms such as rate, activation energy, catalyst and enzyme.</w:t>
+              <w:t xml:space="preserve">Chooses suitable factors for the fish and compost problems, explains them with collision theory, links to optimum conditions for enzymes, and clearly compares the model with Lesson 1.</w:t>
             </w:r>
           </w:p>
         </w:tc>
@@ -1883,7 +3452,7 @@
                 <w:sz w:val="18"/>
                 <w:szCs w:val="18"/>
               </w:rPr>
-              <w:t xml:space="preserve">Writes understandable answers with mostly correct vocabulary.</w:t>
+              <w:t xml:space="preserve">Suggests suitable actions with partial particle explanations and a general reflection.</w:t>
             </w:r>
           </w:p>
         </w:tc>
@@ -1915,7 +3484,7 @@
                 <w:sz w:val="18"/>
                 <w:szCs w:val="18"/>
               </w:rPr>
-              <w:t xml:space="preserve">Answers are unclear or use few scientific terms.</w:t>
+              <w:t xml:space="preserve">Gives actions without reasons, or no reflection on how the model changed.</w:t>
             </w:r>
           </w:p>
         </w:tc>
@@ -2039,7 +3608,7 @@
         </w:rPr>
         <w:t xml:space="preserve">© 2026 SeaVuria and ARES. This work is licensed under a </w:t>
       </w:r>
-      <w:hyperlink w:history="1" r:id="rIdxabpbgjiku38-ssu955kd">
+      <w:hyperlink w:history="1" r:id="rId9uxwjsre43sbtahd9vi0q">
         <w:r>
           <w:rPr>
             <w:rFonts w:ascii="Arial" w:cs="Arial" w:eastAsia="Arial" w:hAnsi="Arial"/>
@@ -2059,7 +3628,7 @@
         </w:rPr>
         <w:t xml:space="preserve"> (</w:t>
       </w:r>
-      <w:hyperlink w:history="1" r:id="rId-cwdvocblitddf7bf1dmr">
+      <w:hyperlink w:history="1" r:id="rIdqcw3yjj4iycb_tvygs3z7">
         <w:r>
           <w:rPr>
             <w:rFonts w:ascii="Arial" w:cs="Arial" w:eastAsia="Arial" w:hAnsi="Arial"/>
@@ -2079,7 +3648,7 @@
         </w:rPr>
         <w:t xml:space="preserve">). To view a copy of this license, visit </w:t>
       </w:r>
-      <w:hyperlink w:history="1" r:id="rIdq1qu4htkasueilxold9he">
+      <w:hyperlink w:history="1" r:id="rIdjl2kxvcvn3mh_7wcj7kol">
         <w:r>
           <w:rPr>
             <w:rFonts w:ascii="Arial" w:cs="Arial" w:eastAsia="Arial" w:hAnsi="Arial"/>

--- a/data/outputs/v2/General_Science/SS2.5_Rates_of_Reactions/General_Science_Rates_of_Reactions_FinalExplanation.docx
+++ b/data/outputs/v2/General_Science/SS2.5_Rates_of_Reactions/General_Science_Rates_of_Reactions_FinalExplanation.docx
@@ -4,6 +4,7 @@
   <w:body>
     <w:p>
       <w:pPr>
+        <w:keepNext w:val="false"/>
         <w:spacing w:after="30" w:before="0"/>
         <w:jc w:val="center"/>
       </w:pPr>
@@ -23,6 +24,7 @@
     </w:p>
     <w:p>
       <w:pPr>
+        <w:keepNext w:val="false"/>
         <w:spacing w:after="60" w:before="0"/>
         <w:jc w:val="center"/>
       </w:pPr>
@@ -81,6 +83,7 @@
           </w:tcPr>
           <w:p>
             <w:pPr>
+              <w:keepNext w:val="false"/>
               <w:spacing w:after="40" w:before="0"/>
               <w:jc w:val="center"/>
             </w:pPr>
@@ -116,6 +119,7 @@
           </w:tcPr>
           <w:p>
             <w:pPr>
+              <w:keepNext w:val="false"/>
               <w:spacing w:after="40" w:before="0"/>
               <w:jc w:val="center"/>
             </w:pPr>
@@ -150,6 +154,7 @@
           </w:tcPr>
           <w:p>
             <w:pPr>
+              <w:keepNext w:val="false"/>
               <w:spacing w:after="40" w:before="0"/>
               <w:jc w:val="left"/>
             </w:pPr>
@@ -182,6 +187,7 @@
           </w:tcPr>
           <w:p>
             <w:pPr>
+              <w:keepNext w:val="false"/>
               <w:spacing w:after="40" w:before="0"/>
               <w:jc w:val="left"/>
             </w:pPr>
@@ -216,6 +222,7 @@
           </w:tcPr>
           <w:p>
             <w:pPr>
+              <w:keepNext w:val="false"/>
               <w:spacing w:after="40" w:before="0"/>
               <w:jc w:val="left"/>
             </w:pPr>
@@ -248,6 +255,7 @@
           </w:tcPr>
           <w:p>
             <w:pPr>
+              <w:keepNext w:val="false"/>
               <w:spacing w:after="40" w:before="0"/>
               <w:jc w:val="left"/>
             </w:pPr>
@@ -282,6 +290,7 @@
           </w:tcPr>
           <w:p>
             <w:pPr>
+              <w:keepNext w:val="false"/>
               <w:spacing w:after="40" w:before="0"/>
               <w:jc w:val="left"/>
             </w:pPr>
@@ -314,6 +323,7 @@
           </w:tcPr>
           <w:p>
             <w:pPr>
+              <w:keepNext w:val="false"/>
               <w:spacing w:after="40" w:before="0"/>
               <w:jc w:val="left"/>
             </w:pPr>
@@ -374,6 +384,7 @@
           </w:tcPr>
           <w:p>
             <w:pPr>
+              <w:keepNext w:val="false"/>
               <w:spacing w:after="40" w:before="0"/>
               <w:jc w:val="center"/>
             </w:pPr>
@@ -408,6 +419,7 @@
           </w:tcPr>
           <w:p>
             <w:pPr>
+              <w:keepNext w:val="false"/>
               <w:spacing w:after="40" w:before="0"/>
               <w:jc w:val="left"/>
             </w:pPr>
@@ -467,6 +479,7 @@
           </w:tcPr>
           <w:p>
             <w:pPr>
+              <w:keepNext/>
               <w:spacing w:after="40" w:before="0"/>
               <w:jc w:val="center"/>
             </w:pPr>
@@ -501,6 +514,7 @@
           </w:tcPr>
           <w:p>
             <w:pPr>
+              <w:keepNext/>
               <w:spacing w:after="40" w:before="0"/>
               <w:jc w:val="left"/>
             </w:pPr>
@@ -520,6 +534,7 @@
           </w:p>
           <w:p>
             <w:pPr>
+              <w:keepNext/>
               <w:spacing w:after="40" w:before="0"/>
               <w:jc w:val="left"/>
             </w:pPr>
@@ -539,6 +554,7 @@
           </w:p>
           <w:p>
             <w:pPr>
+              <w:keepNext/>
               <w:spacing w:after="40" w:before="0"/>
               <w:jc w:val="left"/>
             </w:pPr>
@@ -558,6 +574,7 @@
           </w:p>
           <w:p>
             <w:pPr>
+              <w:keepNext/>
               <w:spacing w:after="40" w:before="0"/>
               <w:jc w:val="left"/>
             </w:pPr>
@@ -577,6 +594,7 @@
           </w:p>
           <w:p>
             <w:pPr>
+              <w:keepNext/>
               <w:spacing w:after="40" w:before="0"/>
               <w:jc w:val="left"/>
             </w:pPr>
@@ -614,6 +632,7 @@
           </w:tcPr>
           <w:p>
             <w:pPr>
+              <w:keepNext w:val="false"/>
               <w:spacing w:after="40" w:before="0"/>
               <w:jc w:val="left"/>
             </w:pPr>
@@ -673,6 +692,7 @@
           </w:tcPr>
           <w:p>
             <w:pPr>
+              <w:keepNext/>
               <w:spacing w:after="40" w:before="0"/>
               <w:jc w:val="center"/>
             </w:pPr>
@@ -707,6 +727,7 @@
           </w:tcPr>
           <w:p>
             <w:pPr>
+              <w:keepNext/>
               <w:spacing w:after="40" w:before="0"/>
               <w:jc w:val="left"/>
             </w:pPr>
@@ -726,6 +747,7 @@
           </w:p>
           <w:p>
             <w:pPr>
+              <w:keepNext/>
               <w:spacing w:after="40" w:before="0"/>
               <w:jc w:val="left"/>
             </w:pPr>
@@ -745,6 +767,7 @@
           </w:p>
           <w:p>
             <w:pPr>
+              <w:keepNext/>
               <w:spacing w:after="40" w:before="0"/>
               <w:jc w:val="left"/>
             </w:pPr>
@@ -764,6 +787,7 @@
           </w:p>
           <w:p>
             <w:pPr>
+              <w:keepNext/>
               <w:spacing w:after="40" w:before="0"/>
               <w:jc w:val="left"/>
             </w:pPr>
@@ -783,6 +807,7 @@
           </w:p>
           <w:p>
             <w:pPr>
+              <w:keepNext/>
               <w:spacing w:after="40" w:before="0"/>
               <w:jc w:val="left"/>
             </w:pPr>
@@ -820,6 +845,7 @@
           </w:tcPr>
           <w:p>
             <w:pPr>
+              <w:keepNext w:val="false"/>
               <w:spacing w:after="40" w:before="0"/>
               <w:jc w:val="left"/>
             </w:pPr>
@@ -879,6 +905,7 @@
           </w:tcPr>
           <w:p>
             <w:pPr>
+              <w:keepNext/>
               <w:spacing w:after="40" w:before="0"/>
               <w:jc w:val="center"/>
             </w:pPr>
@@ -913,6 +940,7 @@
           </w:tcPr>
           <w:p>
             <w:pPr>
+              <w:keepNext/>
               <w:spacing w:after="40" w:before="0"/>
               <w:jc w:val="left"/>
             </w:pPr>
@@ -932,6 +960,7 @@
           </w:p>
           <w:p>
             <w:pPr>
+              <w:keepNext/>
               <w:spacing w:after="40" w:before="0"/>
               <w:jc w:val="left"/>
             </w:pPr>
@@ -951,6 +980,7 @@
           </w:p>
           <w:p>
             <w:pPr>
+              <w:keepNext/>
               <w:spacing w:after="40" w:before="0"/>
               <w:jc w:val="left"/>
             </w:pPr>
@@ -970,6 +1000,7 @@
           </w:p>
           <w:p>
             <w:pPr>
+              <w:keepNext/>
               <w:spacing w:after="40" w:before="0"/>
               <w:jc w:val="left"/>
             </w:pPr>
@@ -1020,6 +1051,7 @@
                 </w:tcPr>
                 <w:p>
                   <w:pPr>
+                    <w:keepNext w:val="false"/>
                     <w:spacing w:after="40" w:before="0"/>
                     <w:jc w:val="left"/>
                   </w:pPr>
@@ -1052,6 +1084,7 @@
                 </w:tcPr>
                 <w:p>
                   <w:pPr>
+                    <w:keepNext w:val="false"/>
                     <w:spacing w:after="40" w:before="0"/>
                     <w:jc w:val="left"/>
                   </w:pPr>
@@ -1084,6 +1117,7 @@
                 </w:tcPr>
                 <w:p>
                   <w:pPr>
+                    <w:keepNext w:val="false"/>
                     <w:spacing w:after="40" w:before="0"/>
                     <w:jc w:val="left"/>
                   </w:pPr>
@@ -1118,6 +1152,7 @@
                 </w:tcPr>
                 <w:p>
                   <w:pPr>
+                    <w:keepNext w:val="false"/>
                     <w:spacing w:after="40" w:before="0"/>
                     <w:jc w:val="left"/>
                   </w:pPr>
@@ -1150,6 +1185,7 @@
                 </w:tcPr>
                 <w:p>
                   <w:pPr>
+                    <w:keepNext w:val="false"/>
                     <w:spacing w:after="40" w:before="0"/>
                     <w:jc w:val="left"/>
                   </w:pPr>
@@ -1182,6 +1218,7 @@
                 </w:tcPr>
                 <w:p>
                   <w:pPr>
+                    <w:keepNext w:val="false"/>
                     <w:spacing w:after="40" w:before="0"/>
                     <w:jc w:val="left"/>
                   </w:pPr>
@@ -1216,6 +1253,7 @@
                 </w:tcPr>
                 <w:p>
                   <w:pPr>
+                    <w:keepNext w:val="false"/>
                     <w:spacing w:after="40" w:before="0"/>
                     <w:jc w:val="left"/>
                   </w:pPr>
@@ -1248,6 +1286,7 @@
                 </w:tcPr>
                 <w:p>
                   <w:pPr>
+                    <w:keepNext w:val="false"/>
                     <w:spacing w:after="40" w:before="0"/>
                     <w:jc w:val="left"/>
                   </w:pPr>
@@ -1280,6 +1319,7 @@
                 </w:tcPr>
                 <w:p>
                   <w:pPr>
+                    <w:keepNext w:val="false"/>
                     <w:spacing w:after="40" w:before="0"/>
                     <w:jc w:val="left"/>
                   </w:pPr>
@@ -1314,6 +1354,7 @@
                 </w:tcPr>
                 <w:p>
                   <w:pPr>
+                    <w:keepNext w:val="false"/>
                     <w:spacing w:after="40" w:before="0"/>
                     <w:jc w:val="left"/>
                   </w:pPr>
@@ -1346,6 +1387,7 @@
                 </w:tcPr>
                 <w:p>
                   <w:pPr>
+                    <w:keepNext w:val="false"/>
                     <w:spacing w:after="40" w:before="0"/>
                     <w:jc w:val="left"/>
                   </w:pPr>
@@ -1378,6 +1420,7 @@
                 </w:tcPr>
                 <w:p>
                   <w:pPr>
+                    <w:keepNext w:val="false"/>
                     <w:spacing w:after="40" w:before="0"/>
                     <w:jc w:val="left"/>
                   </w:pPr>
@@ -1412,6 +1455,7 @@
                 </w:tcPr>
                 <w:p>
                   <w:pPr>
+                    <w:keepNext w:val="false"/>
                     <w:spacing w:after="40" w:before="0"/>
                     <w:jc w:val="left"/>
                   </w:pPr>
@@ -1444,6 +1488,7 @@
                 </w:tcPr>
                 <w:p>
                   <w:pPr>
+                    <w:keepNext w:val="false"/>
                     <w:spacing w:after="40" w:before="0"/>
                     <w:jc w:val="left"/>
                   </w:pPr>
@@ -1476,6 +1521,7 @@
                 </w:tcPr>
                 <w:p>
                   <w:pPr>
+                    <w:keepNext w:val="false"/>
                     <w:spacing w:after="40" w:before="0"/>
                     <w:jc w:val="left"/>
                   </w:pPr>
@@ -1498,6 +1544,7 @@
           </w:tbl>
           <w:p>
             <w:pPr>
+              <w:keepNext w:val="false"/>
               <w:spacing w:after="60" w:before="0"/>
               <w:jc w:val="left"/>
             </w:pPr>
@@ -1517,6 +1564,7 @@
           </w:p>
           <w:p>
             <w:pPr>
+              <w:keepNext/>
               <w:spacing w:after="40" w:before="0"/>
               <w:jc w:val="left"/>
             </w:pPr>
@@ -1536,6 +1584,7 @@
           </w:p>
           <w:p>
             <w:pPr>
+              <w:keepNext/>
               <w:spacing w:after="40" w:before="0"/>
               <w:jc w:val="left"/>
             </w:pPr>
@@ -1555,6 +1604,7 @@
           </w:p>
           <w:p>
             <w:pPr>
+              <w:keepNext/>
               <w:spacing w:after="40" w:before="0"/>
               <w:jc w:val="left"/>
             </w:pPr>
@@ -1605,6 +1655,7 @@
                 </w:tcPr>
                 <w:p>
                   <w:pPr>
+                    <w:keepNext w:val="false"/>
                     <w:spacing w:after="40" w:before="0"/>
                     <w:jc w:val="left"/>
                   </w:pPr>
@@ -1637,6 +1688,7 @@
                 </w:tcPr>
                 <w:p>
                   <w:pPr>
+                    <w:keepNext w:val="false"/>
                     <w:spacing w:after="40" w:before="0"/>
                     <w:jc w:val="left"/>
                   </w:pPr>
@@ -1669,6 +1721,7 @@
                 </w:tcPr>
                 <w:p>
                   <w:pPr>
+                    <w:keepNext w:val="false"/>
                     <w:spacing w:after="40" w:before="0"/>
                     <w:jc w:val="left"/>
                   </w:pPr>
@@ -1703,6 +1756,7 @@
                 </w:tcPr>
                 <w:p>
                   <w:pPr>
+                    <w:keepNext w:val="false"/>
                     <w:spacing w:after="40" w:before="0"/>
                     <w:jc w:val="left"/>
                   </w:pPr>
@@ -1735,6 +1789,7 @@
                 </w:tcPr>
                 <w:p>
                   <w:pPr>
+                    <w:keepNext w:val="false"/>
                     <w:spacing w:after="40" w:before="0"/>
                     <w:jc w:val="left"/>
                   </w:pPr>
@@ -1767,6 +1822,7 @@
                 </w:tcPr>
                 <w:p>
                   <w:pPr>
+                    <w:keepNext w:val="false"/>
                     <w:spacing w:after="40" w:before="0"/>
                     <w:jc w:val="left"/>
                   </w:pPr>
@@ -1801,6 +1857,7 @@
                 </w:tcPr>
                 <w:p>
                   <w:pPr>
+                    <w:keepNext w:val="false"/>
                     <w:spacing w:after="40" w:before="0"/>
                     <w:jc w:val="left"/>
                   </w:pPr>
@@ -1833,6 +1890,7 @@
                 </w:tcPr>
                 <w:p>
                   <w:pPr>
+                    <w:keepNext w:val="false"/>
                     <w:spacing w:after="40" w:before="0"/>
                     <w:jc w:val="left"/>
                   </w:pPr>
@@ -1865,6 +1923,7 @@
                 </w:tcPr>
                 <w:p>
                   <w:pPr>
+                    <w:keepNext w:val="false"/>
                     <w:spacing w:after="40" w:before="0"/>
                     <w:jc w:val="left"/>
                   </w:pPr>
@@ -1899,6 +1958,7 @@
                 </w:tcPr>
                 <w:p>
                   <w:pPr>
+                    <w:keepNext w:val="false"/>
                     <w:spacing w:after="40" w:before="0"/>
                     <w:jc w:val="left"/>
                   </w:pPr>
@@ -1931,6 +1991,7 @@
                 </w:tcPr>
                 <w:p>
                   <w:pPr>
+                    <w:keepNext w:val="false"/>
                     <w:spacing w:after="40" w:before="0"/>
                     <w:jc w:val="left"/>
                   </w:pPr>
@@ -1963,6 +2024,7 @@
                 </w:tcPr>
                 <w:p>
                   <w:pPr>
+                    <w:keepNext w:val="false"/>
                     <w:spacing w:after="40" w:before="0"/>
                     <w:jc w:val="left"/>
                   </w:pPr>
@@ -1997,6 +2059,7 @@
                 </w:tcPr>
                 <w:p>
                   <w:pPr>
+                    <w:keepNext w:val="false"/>
                     <w:spacing w:after="40" w:before="0"/>
                     <w:jc w:val="left"/>
                   </w:pPr>
@@ -2029,6 +2092,7 @@
                 </w:tcPr>
                 <w:p>
                   <w:pPr>
+                    <w:keepNext w:val="false"/>
                     <w:spacing w:after="40" w:before="0"/>
                     <w:jc w:val="left"/>
                   </w:pPr>
@@ -2061,6 +2125,7 @@
                 </w:tcPr>
                 <w:p>
                   <w:pPr>
+                    <w:keepNext w:val="false"/>
                     <w:spacing w:after="40" w:before="0"/>
                     <w:jc w:val="left"/>
                   </w:pPr>
@@ -2083,6 +2148,7 @@
           </w:tbl>
           <w:p>
             <w:pPr>
+              <w:keepNext w:val="false"/>
               <w:spacing w:after="60" w:before="0"/>
               <w:jc w:val="left"/>
             </w:pPr>
@@ -2102,6 +2168,7 @@
           </w:p>
           <w:p>
             <w:pPr>
+              <w:keepNext/>
               <w:spacing w:after="40" w:before="0"/>
               <w:jc w:val="left"/>
             </w:pPr>
@@ -2121,6 +2188,7 @@
           </w:p>
           <w:p>
             <w:pPr>
+              <w:keepNext/>
               <w:spacing w:after="40" w:before="0"/>
               <w:jc w:val="left"/>
             </w:pPr>
@@ -2140,6 +2208,7 @@
           </w:p>
           <w:p>
             <w:pPr>
+              <w:keepNext/>
               <w:spacing w:after="40" w:before="0"/>
               <w:jc w:val="left"/>
             </w:pPr>
@@ -2159,6 +2228,7 @@
           </w:p>
           <w:p>
             <w:pPr>
+              <w:keepNext/>
               <w:spacing w:after="40" w:before="0"/>
               <w:jc w:val="left"/>
             </w:pPr>
@@ -2178,6 +2248,7 @@
           </w:p>
           <w:p>
             <w:pPr>
+              <w:keepNext/>
               <w:spacing w:after="40" w:before="0"/>
               <w:jc w:val="left"/>
             </w:pPr>
@@ -2197,6 +2268,7 @@
           </w:p>
           <w:p>
             <w:pPr>
+              <w:keepNext w:val="false"/>
               <w:spacing w:after="60" w:before="0"/>
               <w:jc w:val="left"/>
             </w:pPr>
@@ -2234,6 +2306,7 @@
           </w:tcPr>
           <w:p>
             <w:pPr>
+              <w:keepNext w:val="false"/>
               <w:spacing w:after="40" w:before="0"/>
               <w:jc w:val="left"/>
             </w:pPr>
@@ -2293,6 +2366,7 @@
           </w:tcPr>
           <w:p>
             <w:pPr>
+              <w:keepNext/>
               <w:spacing w:after="40" w:before="0"/>
               <w:jc w:val="center"/>
             </w:pPr>
@@ -2327,6 +2401,7 @@
           </w:tcPr>
           <w:p>
             <w:pPr>
+              <w:keepNext/>
               <w:spacing w:after="40" w:before="0"/>
               <w:jc w:val="left"/>
             </w:pPr>
@@ -2346,6 +2421,7 @@
           </w:p>
           <w:p>
             <w:pPr>
+              <w:keepNext/>
               <w:spacing w:after="40" w:before="0"/>
               <w:jc w:val="left"/>
             </w:pPr>
@@ -2365,6 +2441,7 @@
           </w:p>
           <w:p>
             <w:pPr>
+              <w:keepNext/>
               <w:spacing w:after="40" w:before="0"/>
               <w:jc w:val="left"/>
             </w:pPr>
@@ -2402,6 +2479,7 @@
           </w:tcPr>
           <w:p>
             <w:pPr>
+              <w:keepNext w:val="false"/>
               <w:spacing w:after="40" w:before="0"/>
               <w:jc w:val="left"/>
             </w:pPr>
@@ -2461,6 +2539,7 @@
           </w:tcPr>
           <w:p>
             <w:pPr>
+              <w:keepNext/>
               <w:spacing w:after="40" w:before="0"/>
               <w:jc w:val="center"/>
             </w:pPr>
@@ -2495,6 +2574,7 @@
           </w:tcPr>
           <w:p>
             <w:pPr>
+              <w:keepNext/>
               <w:spacing w:after="40" w:before="0"/>
               <w:jc w:val="left"/>
             </w:pPr>
@@ -2514,6 +2594,7 @@
           </w:p>
           <w:p>
             <w:pPr>
+              <w:keepNext/>
               <w:spacing w:after="40" w:before="0"/>
               <w:jc w:val="left"/>
             </w:pPr>
@@ -2533,6 +2614,7 @@
           </w:p>
           <w:p>
             <w:pPr>
+              <w:keepNext/>
               <w:spacing w:after="40" w:before="0"/>
               <w:jc w:val="left"/>
             </w:pPr>
@@ -2552,6 +2634,7 @@
           </w:p>
           <w:p>
             <w:pPr>
+              <w:keepNext/>
               <w:spacing w:after="40" w:before="0"/>
               <w:jc w:val="left"/>
             </w:pPr>
@@ -2571,6 +2654,7 @@
           </w:p>
           <w:p>
             <w:pPr>
+              <w:keepNext/>
               <w:spacing w:after="40" w:before="0"/>
               <w:jc w:val="left"/>
             </w:pPr>
@@ -2590,6 +2674,7 @@
           </w:p>
           <w:p>
             <w:pPr>
+              <w:keepNext/>
               <w:spacing w:after="40" w:before="0"/>
               <w:jc w:val="left"/>
             </w:pPr>
@@ -2627,6 +2712,7 @@
           </w:tcPr>
           <w:p>
             <w:pPr>
+              <w:keepNext w:val="false"/>
               <w:spacing w:after="40" w:before="0"/>
               <w:jc w:val="left"/>
             </w:pPr>
@@ -2690,6 +2776,7 @@
           </w:tcPr>
           <w:p>
             <w:pPr>
+              <w:keepNext w:val="false"/>
               <w:spacing w:after="40" w:before="0"/>
               <w:jc w:val="center"/>
             </w:pPr>
@@ -2724,6 +2811,7 @@
           </w:tcPr>
           <w:p>
             <w:pPr>
+              <w:keepNext w:val="false"/>
               <w:spacing w:after="40" w:before="0"/>
               <w:jc w:val="left"/>
             </w:pPr>
@@ -2756,6 +2844,7 @@
           </w:tcPr>
           <w:p>
             <w:pPr>
+              <w:keepNext w:val="false"/>
               <w:spacing w:after="40" w:before="0"/>
               <w:jc w:val="left"/>
             </w:pPr>
@@ -2788,6 +2877,7 @@
           </w:tcPr>
           <w:p>
             <w:pPr>
+              <w:keepNext w:val="false"/>
               <w:spacing w:after="40" w:before="0"/>
               <w:jc w:val="left"/>
             </w:pPr>
@@ -2820,6 +2910,7 @@
           </w:tcPr>
           <w:p>
             <w:pPr>
+              <w:keepNext w:val="false"/>
               <w:spacing w:after="40" w:before="0"/>
               <w:jc w:val="left"/>
             </w:pPr>
@@ -2854,6 +2945,7 @@
           </w:tcPr>
           <w:p>
             <w:pPr>
+              <w:keepNext w:val="false"/>
               <w:spacing w:after="40" w:before="0"/>
               <w:jc w:val="left"/>
             </w:pPr>
@@ -2886,6 +2978,7 @@
           </w:tcPr>
           <w:p>
             <w:pPr>
+              <w:keepNext w:val="false"/>
               <w:spacing w:after="40" w:before="0"/>
               <w:jc w:val="left"/>
             </w:pPr>
@@ -2918,6 +3011,7 @@
           </w:tcPr>
           <w:p>
             <w:pPr>
+              <w:keepNext w:val="false"/>
               <w:spacing w:after="40" w:before="0"/>
               <w:jc w:val="left"/>
             </w:pPr>
@@ -2950,6 +3044,7 @@
           </w:tcPr>
           <w:p>
             <w:pPr>
+              <w:keepNext w:val="false"/>
               <w:spacing w:after="40" w:before="0"/>
               <w:jc w:val="left"/>
             </w:pPr>
@@ -2984,6 +3079,7 @@
           </w:tcPr>
           <w:p>
             <w:pPr>
+              <w:keepNext w:val="false"/>
               <w:spacing w:after="40" w:before="0"/>
               <w:jc w:val="left"/>
             </w:pPr>
@@ -3016,6 +3112,7 @@
           </w:tcPr>
           <w:p>
             <w:pPr>
+              <w:keepNext w:val="false"/>
               <w:spacing w:after="40" w:before="0"/>
               <w:jc w:val="left"/>
             </w:pPr>
@@ -3048,6 +3145,7 @@
           </w:tcPr>
           <w:p>
             <w:pPr>
+              <w:keepNext w:val="false"/>
               <w:spacing w:after="40" w:before="0"/>
               <w:jc w:val="left"/>
             </w:pPr>
@@ -3080,6 +3178,7 @@
           </w:tcPr>
           <w:p>
             <w:pPr>
+              <w:keepNext w:val="false"/>
               <w:spacing w:after="40" w:before="0"/>
               <w:jc w:val="left"/>
             </w:pPr>
@@ -3114,6 +3213,7 @@
           </w:tcPr>
           <w:p>
             <w:pPr>
+              <w:keepNext w:val="false"/>
               <w:spacing w:after="40" w:before="0"/>
               <w:jc w:val="left"/>
             </w:pPr>
@@ -3146,6 +3246,7 @@
           </w:tcPr>
           <w:p>
             <w:pPr>
+              <w:keepNext w:val="false"/>
               <w:spacing w:after="40" w:before="0"/>
               <w:jc w:val="left"/>
             </w:pPr>
@@ -3178,6 +3279,7 @@
           </w:tcPr>
           <w:p>
             <w:pPr>
+              <w:keepNext w:val="false"/>
               <w:spacing w:after="40" w:before="0"/>
               <w:jc w:val="left"/>
             </w:pPr>
@@ -3210,6 +3312,7 @@
           </w:tcPr>
           <w:p>
             <w:pPr>
+              <w:keepNext w:val="false"/>
               <w:spacing w:after="40" w:before="0"/>
               <w:jc w:val="left"/>
             </w:pPr>
@@ -3244,6 +3347,7 @@
           </w:tcPr>
           <w:p>
             <w:pPr>
+              <w:keepNext w:val="false"/>
               <w:spacing w:after="40" w:before="0"/>
               <w:jc w:val="left"/>
             </w:pPr>
@@ -3276,6 +3380,7 @@
           </w:tcPr>
           <w:p>
             <w:pPr>
+              <w:keepNext w:val="false"/>
               <w:spacing w:after="40" w:before="0"/>
               <w:jc w:val="left"/>
             </w:pPr>
@@ -3308,6 +3413,7 @@
           </w:tcPr>
           <w:p>
             <w:pPr>
+              <w:keepNext w:val="false"/>
               <w:spacing w:after="40" w:before="0"/>
               <w:jc w:val="left"/>
             </w:pPr>
@@ -3340,6 +3446,7 @@
           </w:tcPr>
           <w:p>
             <w:pPr>
+              <w:keepNext w:val="false"/>
               <w:spacing w:after="40" w:before="0"/>
               <w:jc w:val="left"/>
             </w:pPr>
@@ -3374,6 +3481,7 @@
           </w:tcPr>
           <w:p>
             <w:pPr>
+              <w:keepNext w:val="false"/>
               <w:spacing w:after="40" w:before="0"/>
               <w:jc w:val="left"/>
             </w:pPr>
@@ -3406,6 +3514,7 @@
           </w:tcPr>
           <w:p>
             <w:pPr>
+              <w:keepNext w:val="false"/>
               <w:spacing w:after="40" w:before="0"/>
               <w:jc w:val="left"/>
             </w:pPr>
@@ -3438,6 +3547,7 @@
           </w:tcPr>
           <w:p>
             <w:pPr>
+              <w:keepNext w:val="false"/>
               <w:spacing w:after="40" w:before="0"/>
               <w:jc w:val="left"/>
             </w:pPr>
@@ -3470,6 +3580,7 @@
           </w:tcPr>
           <w:p>
             <w:pPr>
+              <w:keepNext w:val="false"/>
               <w:spacing w:after="40" w:before="0"/>
               <w:jc w:val="left"/>
             </w:pPr>
@@ -3608,7 +3719,7 @@
         </w:rPr>
         <w:t xml:space="preserve">© 2026 SeaVuria and ARES. This work is licensed under a </w:t>
       </w:r>
-      <w:hyperlink w:history="1" r:id="rId9uxwjsre43sbtahd9vi0q">
+      <w:hyperlink w:history="1" r:id="rIdzuxu3sfhzevgeoidobhkh">
         <w:r>
           <w:rPr>
             <w:rFonts w:ascii="Arial" w:cs="Arial" w:eastAsia="Arial" w:hAnsi="Arial"/>
@@ -3628,7 +3739,7 @@
         </w:rPr>
         <w:t xml:space="preserve"> (</w:t>
       </w:r>
-      <w:hyperlink w:history="1" r:id="rIdqcw3yjj4iycb_tvygs3z7">
+      <w:hyperlink w:history="1" r:id="rIdlekxtwe8wqtnpclsug-jt">
         <w:r>
           <w:rPr>
             <w:rFonts w:ascii="Arial" w:cs="Arial" w:eastAsia="Arial" w:hAnsi="Arial"/>
@@ -3648,7 +3759,7 @@
         </w:rPr>
         <w:t xml:space="preserve">). To view a copy of this license, visit </w:t>
       </w:r>
-      <w:hyperlink w:history="1" r:id="rIdjl2kxvcvn3mh_7wcj7kol">
+      <w:hyperlink w:history="1" r:id="rIdc5fwnbtphxwe3syuyxu1l">
         <w:r>
           <w:rPr>
             <w:rFonts w:ascii="Arial" w:cs="Arial" w:eastAsia="Arial" w:hAnsi="Arial"/>

--- a/data/outputs/v2/General_Science/SS2.5_Rates_of_Reactions/General_Science_Rates_of_Reactions_FinalExplanation.docx
+++ b/data/outputs/v2/General_Science/SS2.5_Rates_of_Reactions/General_Science_Rates_of_Reactions_FinalExplanation.docx
@@ -3719,7 +3719,7 @@
         </w:rPr>
         <w:t xml:space="preserve">© 2026 SeaVuria and ARES. This work is licensed under a </w:t>
       </w:r>
-      <w:hyperlink w:history="1" r:id="rIdzuxu3sfhzevgeoidobhkh">
+      <w:hyperlink w:history="1" r:id="rIdxd8yvgat8mcun50ovokyq">
         <w:r>
           <w:rPr>
             <w:rFonts w:ascii="Arial" w:cs="Arial" w:eastAsia="Arial" w:hAnsi="Arial"/>
@@ -3739,7 +3739,7 @@
         </w:rPr>
         <w:t xml:space="preserve"> (</w:t>
       </w:r>
-      <w:hyperlink w:history="1" r:id="rIdlekxtwe8wqtnpclsug-jt">
+      <w:hyperlink w:history="1" r:id="rIdirljwneficel57jvaibhw">
         <w:r>
           <w:rPr>
             <w:rFonts w:ascii="Arial" w:cs="Arial" w:eastAsia="Arial" w:hAnsi="Arial"/>
@@ -3759,7 +3759,7 @@
         </w:rPr>
         <w:t xml:space="preserve">). To view a copy of this license, visit </w:t>
       </w:r>
-      <w:hyperlink w:history="1" r:id="rIdc5fwnbtphxwe3syuyxu1l">
+      <w:hyperlink w:history="1" r:id="rIdyzsb_d4a2wv37bi7m-tf7">
         <w:r>
           <w:rPr>
             <w:rFonts w:ascii="Arial" w:cs="Arial" w:eastAsia="Arial" w:hAnsi="Arial"/>
